--- a/projects/valuepickr-open-screen/docs/Axiscades Engineering.docx
+++ b/projects/valuepickr-open-screen/docs/Axiscades Engineering.docx
@@ -32,7 +32,7 @@
           <w:sz w:val="22"/>
           <w:szCs w:val="22"/>
         </w:rPr>
-        <w:t xml:space="preserve">Years of weak, choppy execution now pivoting hard into a pure-play defense/missile-components story via two large business sales — a real Q1 FY27 growth surge, but a governance/political-conflict concern hangs over the promoter</w:t>
+        <w:t xml:space="preserve">Divestiture-funded pivot to a pure-play defence/missile-components maker is now executing — cash from the two Akkodis sales has landed, sole-source missile wins are booked and the first Atmanirbhar complex is commissioning — but Q1 FY27 was loss-making with margins compressed to 11.8%, debtor days are 283, and the stock trades ~80x normalised trailing earnings with a governance/political-conflict overhang on the promoter</w:t>
       </w:r>
     </w:p>
     <w:p>
@@ -49,7 +49,7 @@
         <w:spacing w:after="120"/>
       </w:pPr>
       <w:r>
-        <w:t xml:space="preserve">Axiscades (formerly AXISCADES Technologies) provides engineering services across aerospace, defence, and semiconductor (ESAI) verticals. In 2026 it executed a major strategic pivot: selling its Heavy Engineering/Automotive/Energy business to Akkodis for $30.63M and, separately, its Aerospace Engineering Services business to Akkodis for $206M (combined ~Rs 2,250 Cr), repositioning as a product-driven, high-margin defense/missile-components player targeting $1 billion revenue by FY30 (from Rs 1,156 Cr in FY26) backed by a ~Rs 14,000 Cr order pipeline. Majority owner is Jupiter Capital, controlled by BJP MP Rajeev Chandrasekhar.</w:t>
+        <w:t xml:space="preserve">Axiscades (formerly AXISCADES Technologies) provides engineering services across aerospace, defence, and semiconductor (ESAI/XiDA) verticals. In 2026 it executed a major strategic pivot: selling its Heavy Engineering/Automotive/Energy engineering practices (~Rs 239 Cr of FY26 revenue) to Akkodis for $30.63M (May 2026) and, separately, its Aerospace Engineering Services business to Akkodis for $206M (June 2026) — combined ~Rs 2,256 Cr / ~$237M — repositioning as a product-driven, higher-margin defence/missile-components player targeting Rs 9,000 Cr revenue by FY30 (from Rs 1,159 Cr in FY26) backed by Assured Forecast Visibility of Rs 4,557 Cr (FY27-FY30) and a broader pipeline exceeding Rs 24,000 Cr. Majority owner is Jupiter Capital (58.05%), controlled by BJP MP Rajeev Chandrasekhar.</w:t>
       </w:r>
     </w:p>
     <w:p>
@@ -126,7 +126,7 @@
           </w:tcPr>
           <w:p>
             <w:r>
-              <w:t xml:space="preserve">~7.86-12.7% (sources conflict; recent years weak)</w:t>
+              <w:t xml:space="preserve">~9.8% (FY26); net margin ~6.2%</w:t>
             </w:r>
           </w:p>
         </w:tc>
@@ -153,7 +153,7 @@
           </w:tcPr>
           <w:p>
             <w:r>
-              <w:t xml:space="preserve">~13.8%</w:t>
+              <w:t xml:space="preserve">~13.8% (has stayed in a 12-14% band)</w:t>
             </w:r>
           </w:p>
         </w:tc>
@@ -180,7 +180,7 @@
           </w:tcPr>
           <w:p>
             <w:r>
-              <w:t xml:space="preserve">0.37</w:t>
+              <w:t xml:space="preserve">0.37 (FY26); transiently net-cash after ~Rs 2,256 Cr divestiture proceeds, Rs 200 Cr secured NCDs approved Sep 2026</w:t>
             </w:r>
           </w:p>
         </w:tc>
@@ -207,61 +207,115 @@
           </w:tcPr>
           <w:p>
             <w:r>
-              <w:t xml:space="preserve">0.27% (poor)</w:t>
-            </w:r>
-          </w:p>
-        </w:tc>
-      </w:tr>
-      <w:tr>
-        <w:tc>
-          <w:tcPr>
-            <w:tcW w:type="dxa" w:w="3200"/>
-            <w:shd w:fill="F2F2F2" w:val="clear"/>
-          </w:tcPr>
-          <w:p>
-            <w:r>
-              <w:rPr>
-                <w:b/>
-                <w:bCs/>
-              </w:rPr>
-              <w:t xml:space="preserve">FY26 revenue</w:t>
-            </w:r>
-          </w:p>
-        </w:tc>
-        <w:tc>
-          <w:tcPr>
-            <w:tcW w:type="dxa" w:w="5800"/>
-          </w:tcPr>
-          <w:p>
-            <w:r>
-              <w:t xml:space="preserve">+12.4% to Rs 1,159 Cr</w:t>
-            </w:r>
-          </w:p>
-        </w:tc>
-      </w:tr>
-      <w:tr>
-        <w:tc>
-          <w:tcPr>
-            <w:tcW w:type="dxa" w:w="3200"/>
-            <w:shd w:fill="F2F2F2" w:val="clear"/>
-          </w:tcPr>
-          <w:p>
-            <w:r>
-              <w:rPr>
-                <w:b/>
-                <w:bCs/>
-              </w:rPr>
-              <w:t xml:space="preserve">Q1 FY27 revenue</w:t>
-            </w:r>
-          </w:p>
-        </w:tc>
-        <w:tc>
-          <w:tcPr>
-            <w:tcW w:type="dxa" w:w="5800"/>
-          </w:tcPr>
-          <w:p>
-            <w:r>
-              <w:t xml:space="preserve">+42.2% YoY to Rs 346.7 Cr</w:t>
+              <w:t xml:space="preserve">0.27% (essentially flat)</w:t>
+            </w:r>
+          </w:p>
+        </w:tc>
+      </w:tr>
+      <w:tr>
+        <w:tc>
+          <w:tcPr>
+            <w:tcW w:type="dxa" w:w="3200"/>
+            <w:shd w:fill="F2F2F2" w:val="clear"/>
+          </w:tcPr>
+          <w:p>
+            <w:r>
+              <w:rPr>
+                <w:b/>
+                <w:bCs/>
+              </w:rPr>
+              <w:t xml:space="preserve">FY26 results</w:t>
+            </w:r>
+          </w:p>
+        </w:tc>
+        <w:tc>
+          <w:tcPr>
+            <w:tcW w:type="dxa" w:w="5800"/>
+          </w:tcPr>
+          <w:p>
+            <w:r>
+              <w:t xml:space="preserve">Revenue +12.4% to Rs 1,159 Cr; EBITDA +24.6% to Rs 178 Cr (15.3% margin, +150bps); normalised PAT +27.6% to Rs 83 Cr; reported PAT Rs 72 Cr (-4% YoY, hit by exceptional losses — labour codes, goodwill impairment)</w:t>
+            </w:r>
+          </w:p>
+        </w:tc>
+      </w:tr>
+      <w:tr>
+        <w:tc>
+          <w:tcPr>
+            <w:tcW w:type="dxa" w:w="3200"/>
+            <w:shd w:fill="F2F2F2" w:val="clear"/>
+          </w:tcPr>
+          <w:p>
+            <w:r>
+              <w:rPr>
+                <w:b/>
+                <w:bCs/>
+              </w:rPr>
+              <w:t xml:space="preserve">Q1 FY27 results</w:t>
+            </w:r>
+          </w:p>
+        </w:tc>
+        <w:tc>
+          <w:tcPr>
+            <w:tcW w:type="dxa" w:w="5800"/>
+          </w:tcPr>
+          <w:p>
+            <w:r>
+              <w:t xml:space="preserve">Revenue +42.2% YoY to Rs 346.7 Cr (includes discontinued ops); continuing-ops Rs 183.4 Cr, defence Rs 125 Cr (+111% YoY), XiDA Rs 49.5 Cr (+62%); normalised EBITDA Rs 41 Cr (11.8% margin); reported net loss Rs 14.8 Cr amid the divestiture transition</w:t>
+            </w:r>
+          </w:p>
+        </w:tc>
+      </w:tr>
+      <w:tr>
+        <w:tc>
+          <w:tcPr>
+            <w:tcW w:type="dxa" w:w="3200"/>
+            <w:shd w:fill="F2F2F2" w:val="clear"/>
+          </w:tcPr>
+          <w:p>
+            <w:r>
+              <w:rPr>
+                <w:b/>
+                <w:bCs/>
+              </w:rPr>
+              <w:t xml:space="preserve">FY27 guidance</w:t>
+            </w:r>
+          </w:p>
+        </w:tc>
+        <w:tc>
+          <w:tcPr>
+            <w:tcW w:type="dxa" w:w="5800"/>
+          </w:tcPr>
+          <w:p>
+            <w:r>
+              <w:t xml:space="preserve">Revenue Rs 1,377 Cr; defence revenue +75% YoY; EPS +40-50% YoY; FY30 target Rs 9,000 Cr revenue on a Rs 2,250 Cr capex plan (Rs 1,600 Cr facilities + Rs 600 Cr acquisitions)</w:t>
+            </w:r>
+          </w:p>
+        </w:tc>
+      </w:tr>
+      <w:tr>
+        <w:tc>
+          <w:tcPr>
+            <w:tcW w:type="dxa" w:w="3200"/>
+            <w:shd w:fill="F2F2F2" w:val="clear"/>
+          </w:tcPr>
+          <w:p>
+            <w:r>
+              <w:rPr>
+                <w:b/>
+                <w:bCs/>
+              </w:rPr>
+              <w:t xml:space="preserve">Order visibility</w:t>
+            </w:r>
+          </w:p>
+        </w:tc>
+        <w:tc>
+          <w:tcPr>
+            <w:tcW w:type="dxa" w:w="5800"/>
+          </w:tcPr>
+          <w:p>
+            <w:r>
+              <w:t xml:space="preserve">Assured Forecast Visibility Rs 4,557 Cr (FY27-FY30, to be executed by ~FY30); broader pipeline &gt;Rs 24,000 Cr (missiles, unmanned systems, radar, EW)</w:t>
             </w:r>
           </w:p>
         </w:tc>
@@ -288,7 +342,7 @@
           </w:tcPr>
           <w:p>
             <w:r>
-              <w:t xml:space="preserve">283 (high)</w:t>
+              <w:t xml:space="preserve">283 (very high)</w:t>
             </w:r>
           </w:p>
         </w:tc>
@@ -304,7 +358,7 @@
         <w:spacing w:after="120"/>
       </w:pPr>
       <w:r>
-        <w:t xml:space="preserve">Trailing quality is genuinely weak — essentially flat 5-year sales growth (0.27%), moderate-to-low return ratios, and high debtor days (283). However, Q1 FY27 shows a real, specific inflection: revenue +42.2% YoY, arriving right after the company completed two large divestitures ($236.6M combined) to reposition around its highest-margin defense/missile-component business. Q4 FY26 results just before this were 'pretty bad' per the thread (revenue +2% only, profit hit by deferred revenue recognition), so this is genuinely the first quarter reflecting the new, leaner, defense-focused entity rather than the legacy mixed-business model.</w:t>
+        <w:t xml:space="preserve">Trailing quality is genuinely weak — essentially flat 5-year sales growth (0.27%), ROCE stuck in a 12-14% band (below a 15% quality bar), ROE ~9.8%, and very high debtor days (283). The deep read confirms the strategic pivot is real and moving: both Akkodis divestitures closed on schedule and the ~Rs 2,256 Cr of proceeds have landed, the company has secured sole-source design wins for missile on-board computers, a missile PCM encoder, Uttam-radar antenna beam control and a marine-helicopter Exciter Receiver Processor, and the first manufacturing site (Devanahalli AeroLand) has been commissioned with the Devanahalli Atmanirbhar Complex Phase 1 under construction and the Hyderabad Missile Atmanirbhar Complex land acquired. But Q1 FY27 — the first quarter of the leaner entity — was loss-making (reported net loss Rs 14.8 Cr) with normalised EBITDA margin compressed to 11.8% from FY26's 15.3%, reflecting the loss of the high-margin aerospace-services revenue and the cost of ramping manufacturing. The headline +42.2% revenue growth is flattered by discontinued operations; continuing-ops defence revenue up 111% YoY is the real signal. Funding is now leaning partly on debt (Rs 200 Cr secured NCDs approved Sep 2026) alongside the divestiture cash. FY30's Rs 9,000 Cr target is ~8x FY26 revenue and depends on both the new complexes commissioning on schedule and margins recovering as manufacturing scales.</w:t>
       </w:r>
     </w:p>
     <w:p>
@@ -313,62 +367,7 @@
         <w:spacing w:after="120" w:before="280"/>
       </w:pPr>
       <w:r>
-        <w:t xml:space="preserve">Technical Read (Weekly / Monthly MACD + Bollinger Bands, or RSI/CCI/Williams %R proxy)</w:t>
-      </w:r>
-    </w:p>
-    <w:p>
-      <w:pPr>
-        <w:spacing w:after="120"/>
-      </w:pPr>
-      <w:r>
-        <w:t xml:space="preserve">Not pulled this pass — no browser escalation triggered.</w:t>
-      </w:r>
-    </w:p>
-    <w:p>
-      <w:pPr>
-        <w:pStyle w:val="Heading1"/>
-        <w:spacing w:after="120" w:before="280"/>
-      </w:pPr>
-      <w:r>
-        <w:t xml:space="preserve">ValuePickr Community Signal</w:t>
-      </w:r>
-    </w:p>
-    <w:p>
-      <w:pPr>
-        <w:spacing w:after="120"/>
-      </w:pPr>
-      <w:r>
-        <w:t xml:space="preserve">Read the 50 most recent posts (#8-63, spanning a very long-running thread back to 2016) with fetched posts covering roughly 2023-2026. The thread shows a long history of management turnover, litigation (Mistral acquisition arbitration), and skepticism, but a marked shift in tone from mid-2025 onward once the defense pivot and $1B FY30 target were disclosed, including a detailed initiating-coverage report (jaichauhann, love=24) and multiple trusted-elevated users engaging substantively (kartik_bhat, Aloysius_De_Sa, shyamutty, BuyRightSitTight, vikas_sinha, james_kerala).</w:t>
-      </w:r>
-    </w:p>
-    <w:p>
-      <w:pPr>
-        <w:spacing w:after="120"/>
-      </w:pPr>
-      <w:r>
-        <w:rPr>
-          <w:b/>
-          <w:bCs/>
-          <w:sz w:val="20"/>
-          <w:szCs w:val="20"/>
-        </w:rPr>
-        <w:t xml:space="preserve">High-conviction call from a top contributor: </w:t>
-      </w:r>
-      <w:r>
-        <w:rPr>
-          <w:sz w:val="20"/>
-          <w:szCs w:val="20"/>
-        </w:rPr>
-        <w:t xml:space="preserve">vikas_sinha (trusted, elevated-tier) shared a detailed AI-summarized article (29-Mar-2026) framing the $1B FY30 target, missile-component expansion, and Rs 14,000 Cr order pipeline. Separately, shyamutty (trusted, elevated-tier) raised a genuine governance/political-conflict concern (Feb 2026): majority owner Rajeev Chandrasekhar has been publicly criticised for sitting on the parliamentary standing committee on defence while owning a defense-sector company, and for entities under his control selling equity stakes to global defense firms.</w:t>
-      </w:r>
-    </w:p>
-    <w:p>
-      <w:pPr>
-        <w:pStyle w:val="Heading1"/>
-        <w:spacing w:after="120" w:before="280"/>
-      </w:pPr>
-      <w:r>
-        <w:t xml:space="preserve">Trusted-User Signals (Ongoing)</w:t>
+        <w:t xml:space="preserve">Deep-Dive: Primary Documents (Annual Reports, Quarterly Results, Exchange Filings)</w:t>
       </w:r>
     </w:p>
     <w:p>
@@ -383,12 +382,12 @@
           <w:sz w:val="18"/>
           <w:szCs w:val="18"/>
         </w:rPr>
-        <w:t xml:space="preserve">Every time a trusted user expresses clear conviction on this stock, most recent first — this section accumulates over time, it isn't a one-time snapshot.</w:t>
-      </w:r>
-    </w:p>
-    <w:p>
-      <w:pPr>
-        <w:spacing w:after="100"/>
+        <w:t xml:space="preserve">Pass 1 — 2026-09-08. Built from the company's own filings (3 years of annual reports, ~4 quarters of results/concalls, and 6 months of BSE/NSE announcements), read via the web — a deeper layer than the forum-sentiment read below.</w:t>
+      </w:r>
+    </w:p>
+    <w:p>
+      <w:pPr>
+        <w:spacing w:after="120"/>
       </w:pPr>
       <w:r>
         <w:rPr>
@@ -397,8 +396,451 @@
           <w:sz w:val="20"/>
           <w:szCs w:val="20"/>
         </w:rPr>
-        <w:t xml:space="preserve">2026-02-02 — shyamutty (trusted, elevated-tier)</w:t>
-      </w:r>
+        <w:t xml:space="preserve">Sources reviewed this pass:</w:t>
+      </w:r>
+    </w:p>
+    <w:p>
+      <w:pPr>
+        <w:pStyle w:val="ListParagraph"/>
+        <w:numPr>
+          <w:ilvl w:val="0"/>
+          <w:numId w:val="1"/>
+        </w:numPr>
+        <w:spacing w:after="60"/>
+      </w:pPr>
+      <w:r>
+        <w:t xml:space="preserve">FY26 results + investor commentary (revenue Rs 1,159 Cr, EBITDA Rs 178 Cr / 15.3%, normalised PAT Rs 83 Cr, reported PAT Rs 72 Cr; exceptional losses from labour codes + goodwill impairment; AD&amp;DI 78% of revenue, +36% YoY)</w:t>
+      </w:r>
+    </w:p>
+    <w:p>
+      <w:pPr>
+        <w:pStyle w:val="ListParagraph"/>
+        <w:numPr>
+          <w:ilvl w:val="0"/>
+          <w:numId w:val="1"/>
+        </w:numPr>
+        <w:spacing w:after="60"/>
+      </w:pPr>
+      <w:r>
+        <w:t xml:space="preserve">Q1 FY27 results + earnings call (Aug 14 2026): revenue Rs 346.7 Cr incl discontinued ops, continuing-ops Rs 183.4 Cr, defence Rs 125 Cr +111%, XiDA Rs 49.5 Cr +62%, normalised EBITDA 11.8%, reported net loss Rs 14.8 Cr; AFV Rs 4,557 Cr, pipeline &gt;Rs 24,000 Cr; FY27 guide Rs 1,377 Cr, FY30 target Rs 9,000 Cr</w:t>
+      </w:r>
+    </w:p>
+    <w:p>
+      <w:pPr>
+        <w:pStyle w:val="ListParagraph"/>
+        <w:numPr>
+          <w:ilvl w:val="0"/>
+          <w:numId w:val="1"/>
+        </w:numPr>
+        <w:spacing w:after="60"/>
+      </w:pPr>
+      <w:r>
+        <w:t xml:space="preserve">BSE/NSE announcements Mar-Sep 2026: Akkodis divestitures (Engineering Services $30.63M May, Aerospace Services $206M Jun); Jupiter Capital pledge release Mar 30; Rs 200 Cr secured NCDs approved Sep 5</w:t>
+      </w:r>
+    </w:p>
+    <w:p>
+      <w:pPr>
+        <w:spacing w:after="120"/>
+      </w:pPr>
+      <w:r>
+        <w:rPr>
+          <w:b/>
+          <w:bCs/>
+          <w:sz w:val="20"/>
+          <w:szCs w:val="20"/>
+        </w:rPr>
+        <w:t xml:space="preserve">Annual-report findings (3-year view):</w:t>
+      </w:r>
+    </w:p>
+    <w:p>
+      <w:pPr>
+        <w:pStyle w:val="ListParagraph"/>
+        <w:numPr>
+          <w:ilvl w:val="0"/>
+          <w:numId w:val="1"/>
+        </w:numPr>
+        <w:spacing w:after="60"/>
+      </w:pPr>
+      <w:r>
+        <w:t xml:space="preserve">FY26 revenue Rs 1,159 Cr (+12.4%), EBITDA Rs 178 Cr (+24.6%, 15.3% margin, +150bps), normalised PAT Rs 83 Cr (+27.6%); reported PAT Rs 72 Cr (-4% YoY) after net exceptional losses (~Rs 11.2 Cr — Labour Codes impact Rs 7.8 Cr, goodwill impairment Rs 8.0 Cr, partly offset by contingent-consideration fair-value gain)</w:t>
+      </w:r>
+    </w:p>
+    <w:p>
+      <w:pPr>
+        <w:pStyle w:val="ListParagraph"/>
+        <w:numPr>
+          <w:ilvl w:val="0"/>
+          <w:numId w:val="1"/>
+        </w:numPr>
+        <w:spacing w:after="60"/>
+      </w:pPr>
+      <w:r>
+        <w:t xml:space="preserve">Aerospace/defence/DI verticals were 78% of FY26 revenue and grew 36% YoY; 27 consolidated design/programme wins across radar &amp; EW, missile &amp; countermeasures, aerospace design-to-build, platform electronics and ESAI/deep-tech</w:t>
+      </w:r>
+    </w:p>
+    <w:p>
+      <w:pPr>
+        <w:pStyle w:val="ListParagraph"/>
+        <w:numPr>
+          <w:ilvl w:val="0"/>
+          <w:numId w:val="1"/>
+        </w:numPr>
+        <w:spacing w:after="60"/>
+      </w:pPr>
+      <w:r>
+        <w:t xml:space="preserve">Capital-allocation plan: Rs 2,250 Cr total (Rs 1,600 Cr facilities + Rs 600 Cr acquisitions) to build out the defence-manufacturing footprint by ~FY30</w:t>
+      </w:r>
+    </w:p>
+    <w:p>
+      <w:pPr>
+        <w:pStyle w:val="ListParagraph"/>
+        <w:numPr>
+          <w:ilvl w:val="0"/>
+          <w:numId w:val="1"/>
+        </w:numPr>
+        <w:spacing w:after="60"/>
+      </w:pPr>
+      <w:r>
+        <w:t xml:space="preserve">Balance-sheet quality weak: debtor days 283, ROCE ~13.8%, ROE ~9.8%; FY26 D/E 0.37; corporate guarantee approved in favour of RBL Bank for Rs 20 Cr of subsidiary (ACAT) facilities</w:t>
+      </w:r>
+    </w:p>
+    <w:p>
+      <w:pPr>
+        <w:pStyle w:val="ListParagraph"/>
+        <w:numPr>
+          <w:ilvl w:val="0"/>
+          <w:numId w:val="1"/>
+        </w:numPr>
+        <w:spacing w:after="60"/>
+      </w:pPr>
+      <w:r>
+        <w:t xml:space="preserve">History of contested M&amp;A: additional purchase consideration paid to Mistral Solutions shareholders; long record of CEO/Chairman churn and prior arbitration referenced on the VP thread</w:t>
+      </w:r>
+    </w:p>
+    <w:p>
+      <w:pPr>
+        <w:spacing w:after="120"/>
+      </w:pPr>
+      <w:r>
+        <w:rPr>
+          <w:b/>
+          <w:bCs/>
+          <w:sz w:val="20"/>
+          <w:szCs w:val="20"/>
+        </w:rPr>
+        <w:t xml:space="preserve">Quarterly trend (last ~4 quarters + concall commentary):</w:t>
+      </w:r>
+    </w:p>
+    <w:p>
+      <w:pPr>
+        <w:pStyle w:val="ListParagraph"/>
+        <w:numPr>
+          <w:ilvl w:val="0"/>
+          <w:numId w:val="1"/>
+        </w:numPr>
+        <w:spacing w:after="60"/>
+      </w:pPr>
+      <w:r>
+        <w:t xml:space="preserve">Q4 FY26 was weak (revenue ~+2%, profit hit by deferred revenue recognition); Q1 FY27 headline revenue Rs 346.7 Cr (+42.2% YoY, +27% QoQ) but that includes discontinued operations</w:t>
+      </w:r>
+    </w:p>
+    <w:p>
+      <w:pPr>
+        <w:pStyle w:val="ListParagraph"/>
+        <w:numPr>
+          <w:ilvl w:val="0"/>
+          <w:numId w:val="1"/>
+        </w:numPr>
+        <w:spacing w:after="60"/>
+      </w:pPr>
+      <w:r>
+        <w:t xml:space="preserve">Q1 FY27 continuing operations: revenue Rs 183.4 Cr; defence Rs 125 Cr (+111% YoY); XiDA/ESAI Rs 49.5 Cr (+62%)</w:t>
+      </w:r>
+    </w:p>
+    <w:p>
+      <w:pPr>
+        <w:pStyle w:val="ListParagraph"/>
+        <w:numPr>
+          <w:ilvl w:val="0"/>
+          <w:numId w:val="1"/>
+        </w:numPr>
+        <w:spacing w:after="60"/>
+      </w:pPr>
+      <w:r>
+        <w:t xml:space="preserve">Q1 FY27 normalised EBITDA Rs 41 Cr at 11.8% margin — down from FY26's 15.3% — and the quarter reported a net loss of Rs 14.8 Cr amid divestiture-transition costs</w:t>
+      </w:r>
+    </w:p>
+    <w:p>
+      <w:pPr>
+        <w:pStyle w:val="ListParagraph"/>
+        <w:numPr>
+          <w:ilvl w:val="0"/>
+          <w:numId w:val="1"/>
+        </w:numPr>
+        <w:spacing w:after="60"/>
+      </w:pPr>
+      <w:r>
+        <w:t xml:space="preserve">Management guided FY27 defence revenue +75% YoY and group EPS +40-50%; reiterated Rs 1,377 Cr FY27 revenue and Rs 9,000 Cr FY30 revenue</w:t>
+      </w:r>
+    </w:p>
+    <w:p>
+      <w:pPr>
+        <w:pStyle w:val="ListParagraph"/>
+        <w:numPr>
+          <w:ilvl w:val="0"/>
+          <w:numId w:val="1"/>
+        </w:numPr>
+        <w:spacing w:after="60"/>
+      </w:pPr>
+      <w:r>
+        <w:t xml:space="preserve">Since 1 Apr 2026: 8 programmes secured/advanced, including 4 post-balance-sheet sole-source wins — anti-tank-missile on-board computers, a missile PCM encoder, Uttam-radar antenna beam control, and a marine-helicopter Exciter Receiver Processor</w:t>
+      </w:r>
+    </w:p>
+    <w:p>
+      <w:pPr>
+        <w:spacing w:after="120"/>
+      </w:pPr>
+      <w:r>
+        <w:rPr>
+          <w:b/>
+          <w:bCs/>
+          <w:sz w:val="20"/>
+          <w:szCs w:val="20"/>
+        </w:rPr>
+        <w:t xml:space="preserve">Exchange announcements (last 6 months):</w:t>
+      </w:r>
+    </w:p>
+    <w:p>
+      <w:pPr>
+        <w:pStyle w:val="ListParagraph"/>
+        <w:numPr>
+          <w:ilvl w:val="0"/>
+          <w:numId w:val="1"/>
+        </w:numPr>
+        <w:spacing w:after="60"/>
+      </w:pPr>
+      <w:r>
+        <w:t xml:space="preserve">May 2026: divested Heavy Engineering/Energy/Automotive engineering practices (~Rs 239 Cr FY26 revenue) to Akkodis for $30.63M</w:t>
+      </w:r>
+    </w:p>
+    <w:p>
+      <w:pPr>
+        <w:pStyle w:val="ListParagraph"/>
+        <w:numPr>
+          <w:ilvl w:val="0"/>
+          <w:numId w:val="1"/>
+        </w:numPr>
+        <w:spacing w:after="60"/>
+      </w:pPr>
+      <w:r>
+        <w:t xml:space="preserve">Jun 2026: divested Aerospace Engineering Services business to Akkodis for $206M (combined divestiture consideration ~Rs 2,256 Cr / ~$237M)</w:t>
+      </w:r>
+    </w:p>
+    <w:p>
+      <w:pPr>
+        <w:pStyle w:val="ListParagraph"/>
+        <w:numPr>
+          <w:ilvl w:val="0"/>
+          <w:numId w:val="1"/>
+        </w:numPr>
+        <w:spacing w:after="60"/>
+      </w:pPr>
+      <w:r>
+        <w:t xml:space="preserve">Mar 30 2026: Jupiter Capital released pledge on 6.1L shares; encumbered promoter holding fell from 9.76% to 8.32% of total capital (promoter holding unchanged at 58.05%)</w:t>
+      </w:r>
+    </w:p>
+    <w:p>
+      <w:pPr>
+        <w:pStyle w:val="ListParagraph"/>
+        <w:numPr>
+          <w:ilvl w:val="0"/>
+          <w:numId w:val="1"/>
+        </w:numPr>
+        <w:spacing w:after="60"/>
+      </w:pPr>
+      <w:r>
+        <w:t xml:space="preserve">Sep 5 2026: board approved issuance of secured unlisted redeemable NCDs up to Rs 200 Cr</w:t>
+      </w:r>
+    </w:p>
+    <w:p>
+      <w:pPr>
+        <w:pStyle w:val="ListParagraph"/>
+        <w:numPr>
+          <w:ilvl w:val="0"/>
+          <w:numId w:val="1"/>
+        </w:numPr>
+        <w:spacing w:after="60"/>
+      </w:pPr>
+      <w:r>
+        <w:t xml:space="preserve">Infrastructure: Devanahalli AeroLand commissioned; Devanahalli Atmanirbhar Complex Phase 1 under construction; Hyderabad Missile Atmanirbhar Complex land acquired, construction commencing</w:t>
+      </w:r>
+    </w:p>
+    <w:p>
+      <w:pPr>
+        <w:spacing w:after="120"/>
+      </w:pPr>
+      <w:r>
+        <w:rPr>
+          <w:b/>
+          <w:bCs/>
+          <w:sz w:val="20"/>
+          <w:szCs w:val="20"/>
+        </w:rPr>
+        <w:t xml:space="preserve">Key new facts vs. the prior write-up:</w:t>
+      </w:r>
+    </w:p>
+    <w:p>
+      <w:pPr>
+        <w:pStyle w:val="ListParagraph"/>
+        <w:numPr>
+          <w:ilvl w:val="0"/>
+          <w:numId w:val="1"/>
+        </w:numPr>
+        <w:spacing w:after="60"/>
+      </w:pPr>
+      <w:r>
+        <w:t xml:space="preserve">The two Akkodis divestitures have actually closed and the ~Rs 2,256 Cr of proceeds have landed — the prior write-up treated funding as an open question; it is now materially resolved (plus Rs 200 Cr NCDs)</w:t>
+      </w:r>
+    </w:p>
+    <w:p>
+      <w:pPr>
+        <w:pStyle w:val="ListParagraph"/>
+        <w:numPr>
+          <w:ilvl w:val="0"/>
+          <w:numId w:val="1"/>
+        </w:numPr>
+        <w:spacing w:after="60"/>
+      </w:pPr>
+      <w:r>
+        <w:t xml:space="preserve">Q1 FY27, framed in the prior write-up as a clean +42% inflection, was in fact loss-making (net loss Rs 14.8 Cr) with EBITDA margin compressed to 11.8%; the headline growth was flattered by discontinued ops</w:t>
+      </w:r>
+    </w:p>
+    <w:p>
+      <w:pPr>
+        <w:pStyle w:val="ListParagraph"/>
+        <w:numPr>
+          <w:ilvl w:val="0"/>
+          <w:numId w:val="1"/>
+        </w:numPr>
+        <w:spacing w:after="60"/>
+      </w:pPr>
+      <w:r>
+        <w:t xml:space="preserve">Four post-balance-sheet sole-source design wins for named missile/radar sub-systems — commercial-stage evidence the pivot is converting</w:t>
+      </w:r>
+    </w:p>
+    <w:p>
+      <w:pPr>
+        <w:pStyle w:val="ListParagraph"/>
+        <w:numPr>
+          <w:ilvl w:val="0"/>
+          <w:numId w:val="1"/>
+        </w:numPr>
+        <w:spacing w:after="60"/>
+      </w:pPr>
+      <w:r>
+        <w:t xml:space="preserve">Order visibility quantified: AFV Rs 4,557 Cr (FY27-FY30) inside a &gt;Rs 24,000 Cr pipeline; FY30 revenue target restated as Rs 9,000 Cr (was ~$1B)</w:t>
+      </w:r>
+    </w:p>
+    <w:p>
+      <w:pPr>
+        <w:spacing w:after="120"/>
+      </w:pPr>
+      <w:r>
+        <w:rPr>
+          <w:b/>
+          <w:bCs/>
+          <w:sz w:val="20"/>
+          <w:szCs w:val="20"/>
+        </w:rPr>
+        <w:t xml:space="preserve">Open questions / what to watch:</w:t>
+      </w:r>
+    </w:p>
+    <w:p>
+      <w:pPr>
+        <w:pStyle w:val="ListParagraph"/>
+        <w:numPr>
+          <w:ilvl w:val="0"/>
+          <w:numId w:val="1"/>
+        </w:numPr>
+        <w:spacing w:after="60"/>
+      </w:pPr>
+      <w:r>
+        <w:t xml:space="preserve">Can manufacturing EBITDA margin recover from the 11.8% Q1 FY27 trough back toward/above FY26's 15.3% as the Atmanirbhar complexes scale?</w:t>
+      </w:r>
+    </w:p>
+    <w:p>
+      <w:pPr>
+        <w:pStyle w:val="ListParagraph"/>
+        <w:numPr>
+          <w:ilvl w:val="0"/>
+          <w:numId w:val="1"/>
+        </w:numPr>
+        <w:spacing w:after="60"/>
+      </w:pPr>
+      <w:r>
+        <w:t xml:space="preserve">How much of the Rs 2,250 Cr capex ends up debt-financed, and what does peak net debt look like before the new revenue ramps?</w:t>
+      </w:r>
+    </w:p>
+    <w:p>
+      <w:pPr>
+        <w:pStyle w:val="ListParagraph"/>
+        <w:numPr>
+          <w:ilvl w:val="0"/>
+          <w:numId w:val="1"/>
+        </w:numPr>
+        <w:spacing w:after="60"/>
+      </w:pPr>
+      <w:r>
+        <w:t xml:space="preserve">Will debtor days (283) come down as the revenue mix shifts to defence, or stay a chronic working-capital drag?</w:t>
+      </w:r>
+    </w:p>
+    <w:p>
+      <w:pPr>
+        <w:pStyle w:val="ListParagraph"/>
+        <w:numPr>
+          <w:ilvl w:val="0"/>
+          <w:numId w:val="1"/>
+        </w:numPr>
+        <w:spacing w:after="60"/>
+      </w:pPr>
+      <w:r>
+        <w:t xml:space="preserve">Does the promoter governance/political-conflict concern crystallise into anything actionable, or remain a reputational overhang?</w:t>
+      </w:r>
+    </w:p>
+    <w:p>
+      <w:pPr>
+        <w:spacing w:after="120" w:before="120"/>
+      </w:pPr>
+      <w:r>
+        <w:rPr>
+          <w:b/>
+          <w:bCs/>
+          <w:sz w:val="20"/>
+          <w:szCs w:val="20"/>
+        </w:rPr>
+        <w:t xml:space="preserve">Conviction impact: </w:t>
+      </w:r>
+      <w:r>
+        <w:rPr>
+          <w:sz w:val="20"/>
+          <w:szCs w:val="20"/>
+        </w:rPr>
+        <w:t xml:space="preserve">Low -&gt; Low. The pivot moved from announcement to execution this pass (divestiture cash landed, sole-source missile wins booked, first complex commissioned, AFV Rs 4,557 Cr quantified), which removes the funding question — but Q1 FY27 was loss-making with margins compressed to 11.8%, leverage is rising via NCDs, debtor days are 283, the stock is ~80x normalised trailing earnings, and the governance overhang is unresolved. Net neutral; needs 2-3 more quarters of the continuing entity before a raise.</w:t>
+      </w:r>
+    </w:p>
+    <w:p>
+      <w:pPr>
+        <w:pStyle w:val="Heading1"/>
+        <w:spacing w:after="120" w:before="280"/>
+      </w:pPr>
+      <w:r>
+        <w:t xml:space="preserve">Guidance &amp; Expectation Gap</w:t>
+      </w:r>
+    </w:p>
+    <w:p>
+      <w:pPr>
+        <w:spacing w:after="120"/>
+      </w:pPr>
       <w:r>
         <w:rPr>
           <w:i/>
@@ -407,20 +849,12 @@
           <w:sz w:val="18"/>
           <w:szCs w:val="18"/>
         </w:rPr>
-        <w:t xml:space="preserve"> (Axiscades Engineering company thread)</w:t>
-      </w:r>
-      <w:r>
-        <w:rPr>
-          <w:sz w:val="20"/>
-          <w:szCs w:val="20"/>
-        </w:rPr>
-        <w:br/>
-        <w:t xml:space="preserve">: Flagged a genuine governance/political-conflict-of-interest concern regarding majority owner Rajeev Chandrasekhar (BJP MP, standing committee on defence, entities under his control selling stakes to global defense firms) — a caution, not a bullish signal.</w:t>
-      </w:r>
-    </w:p>
-    <w:p>
-      <w:pPr>
-        <w:spacing w:after="100"/>
+        <w:t xml:space="preserve">Management guidance decoded into commitments, graded on the expectation → action → operational → commercial → financial ladder, then compared to what the current price appears to assume. Method: playbook/guidance-and-expectation-gap.md.</w:t>
+      </w:r>
+    </w:p>
+    <w:p>
+      <w:pPr>
+        <w:spacing w:after="120"/>
       </w:pPr>
       <w:r>
         <w:rPr>
@@ -429,8 +863,1177 @@
           <w:sz w:val="20"/>
           <w:szCs w:val="20"/>
         </w:rPr>
-        <w:t xml:space="preserve">2026-03-29 — vikas_sinha (trusted, elevated-tier)</w:t>
-      </w:r>
+        <w:t xml:space="preserve">Commitment ladder (most-proven first):</w:t>
+      </w:r>
+    </w:p>
+    <w:tbl>
+      <w:tblPr>
+        <w:tblW w:type="dxa" w:w="9000"/>
+        <w:tblBorders>
+          <w:top w:val="single" w:color="auto" w:sz="4"/>
+          <w:left w:val="single" w:color="auto" w:sz="4"/>
+          <w:bottom w:val="single" w:color="auto" w:sz="4"/>
+          <w:right w:val="single" w:color="auto" w:sz="4"/>
+          <w:insideH w:val="single" w:color="auto" w:sz="4"/>
+          <w:insideV w:val="single" w:color="auto" w:sz="4"/>
+        </w:tblBorders>
+      </w:tblPr>
+      <w:tblGrid>
+        <w:gridCol w:w="1100"/>
+        <w:gridCol w:w="2600"/>
+        <w:gridCol w:w="2400"/>
+        <w:gridCol w:w="900"/>
+        <w:gridCol w:w="1200"/>
+        <w:gridCol w:w="800"/>
+      </w:tblGrid>
+      <w:tr>
+        <w:trPr>
+          <w:tblHeader/>
+        </w:trPr>
+        <w:tc>
+          <w:tcPr>
+            <w:tcW w:type="dxa" w:w="1100"/>
+            <w:shd w:fill="F2F2F2" w:val="clear"/>
+          </w:tcPr>
+          <w:p>
+            <w:r>
+              <w:rPr>
+                <w:b/>
+                <w:bCs/>
+                <w:sz w:val="18"/>
+                <w:szCs w:val="18"/>
+              </w:rPr>
+              <w:t xml:space="preserve">Area</w:t>
+            </w:r>
+          </w:p>
+        </w:tc>
+        <w:tc>
+          <w:tcPr>
+            <w:tcW w:type="dxa" w:w="2600"/>
+            <w:shd w:fill="F2F2F2" w:val="clear"/>
+          </w:tcPr>
+          <w:p>
+            <w:r>
+              <w:rPr>
+                <w:b/>
+                <w:bCs/>
+                <w:sz w:val="18"/>
+                <w:szCs w:val="18"/>
+              </w:rPr>
+              <w:t xml:space="preserve">Commitment</w:t>
+            </w:r>
+          </w:p>
+        </w:tc>
+        <w:tc>
+          <w:tcPr>
+            <w:tcW w:type="dxa" w:w="2400"/>
+            <w:shd w:fill="F2F2F2" w:val="clear"/>
+          </w:tcPr>
+          <w:p>
+            <w:r>
+              <w:rPr>
+                <w:b/>
+                <w:bCs/>
+                <w:sz w:val="18"/>
+                <w:szCs w:val="18"/>
+              </w:rPr>
+              <w:t xml:space="preserve">Specifics</w:t>
+            </w:r>
+          </w:p>
+        </w:tc>
+        <w:tc>
+          <w:tcPr>
+            <w:tcW w:type="dxa" w:w="900"/>
+            <w:shd w:fill="F2F2F2" w:val="clear"/>
+          </w:tcPr>
+          <w:p>
+            <w:r>
+              <w:rPr>
+                <w:b/>
+                <w:bCs/>
+                <w:sz w:val="18"/>
+                <w:szCs w:val="18"/>
+              </w:rPr>
+              <w:t xml:space="preserve">By when</w:t>
+            </w:r>
+          </w:p>
+        </w:tc>
+        <w:tc>
+          <w:tcPr>
+            <w:tcW w:type="dxa" w:w="1200"/>
+            <w:shd w:fill="F2F2F2" w:val="clear"/>
+          </w:tcPr>
+          <w:p>
+            <w:r>
+              <w:rPr>
+                <w:b/>
+                <w:bCs/>
+                <w:sz w:val="18"/>
+                <w:szCs w:val="18"/>
+              </w:rPr>
+              <w:t xml:space="preserve">Stage</w:t>
+            </w:r>
+          </w:p>
+        </w:tc>
+        <w:tc>
+          <w:tcPr>
+            <w:tcW w:type="dxa" w:w="800"/>
+            <w:shd w:fill="F2F2F2" w:val="clear"/>
+          </w:tcPr>
+          <w:p>
+            <w:r>
+              <w:rPr>
+                <w:b/>
+                <w:bCs/>
+                <w:sz w:val="18"/>
+                <w:szCs w:val="18"/>
+              </w:rPr>
+              <w:t xml:space="preserve">Thesis-critical</w:t>
+            </w:r>
+          </w:p>
+        </w:tc>
+      </w:tr>
+      <w:tr>
+        <w:tc>
+          <w:tcPr>
+            <w:tcW w:type="dxa" w:w="1100"/>
+          </w:tcPr>
+          <w:p>
+            <w:r>
+              <w:rPr>
+                <w:b w:val="false"/>
+                <w:bCs w:val="false"/>
+                <w:sz w:val="18"/>
+                <w:szCs w:val="18"/>
+              </w:rPr>
+              <w:t xml:space="preserve">strategy</w:t>
+            </w:r>
+          </w:p>
+        </w:tc>
+        <w:tc>
+          <w:tcPr>
+            <w:tcW w:type="dxa" w:w="2600"/>
+          </w:tcPr>
+          <w:p>
+            <w:r>
+              <w:rPr>
+                <w:b w:val="false"/>
+                <w:bCs w:val="false"/>
+                <w:sz w:val="18"/>
+                <w:szCs w:val="18"/>
+              </w:rPr>
+              <w:t xml:space="preserve">Divest Engineering Services + Aerospace Services to Akkodis; become pure-play defence products</w:t>
+            </w:r>
+          </w:p>
+        </w:tc>
+        <w:tc>
+          <w:tcPr>
+            <w:tcW w:type="dxa" w:w="2400"/>
+          </w:tcPr>
+          <w:p>
+            <w:r>
+              <w:rPr>
+                <w:b w:val="false"/>
+                <w:bCs w:val="false"/>
+                <w:sz w:val="18"/>
+                <w:szCs w:val="18"/>
+              </w:rPr>
+              <w:t xml:space="preserve">~Rs 2,256 Cr / $237M combined; both transactions closed May-Jun 2026, proceeds received</w:t>
+            </w:r>
+          </w:p>
+        </w:tc>
+        <w:tc>
+          <w:tcPr>
+            <w:tcW w:type="dxa" w:w="900"/>
+          </w:tcPr>
+          <w:p>
+            <w:r>
+              <w:rPr>
+                <w:b w:val="false"/>
+                <w:bCs w:val="false"/>
+                <w:sz w:val="18"/>
+                <w:szCs w:val="18"/>
+              </w:rPr>
+              <w:t xml:space="preserve">3M</w:t>
+            </w:r>
+          </w:p>
+        </w:tc>
+        <w:tc>
+          <w:tcPr>
+            <w:tcW w:type="dxa" w:w="1200"/>
+          </w:tcPr>
+          <w:p>
+            <w:r>
+              <w:rPr>
+                <w:b w:val="false"/>
+                <w:bCs w:val="false"/>
+                <w:sz w:val="18"/>
+                <w:szCs w:val="18"/>
+              </w:rPr>
+              <w:t xml:space="preserve">financial</w:t>
+            </w:r>
+          </w:p>
+        </w:tc>
+        <w:tc>
+          <w:tcPr>
+            <w:tcW w:type="dxa" w:w="800"/>
+          </w:tcPr>
+          <w:p>
+            <w:r>
+              <w:rPr>
+                <w:b w:val="false"/>
+                <w:bCs w:val="false"/>
+                <w:sz w:val="18"/>
+                <w:szCs w:val="18"/>
+              </w:rPr>
+              <w:t xml:space="preserve">yes</w:t>
+            </w:r>
+          </w:p>
+        </w:tc>
+      </w:tr>
+      <w:tr>
+        <w:tc>
+          <w:tcPr>
+            <w:tcW w:type="dxa" w:w="1100"/>
+          </w:tcPr>
+          <w:p>
+            <w:r>
+              <w:rPr>
+                <w:b w:val="false"/>
+                <w:bCs w:val="false"/>
+                <w:sz w:val="18"/>
+                <w:szCs w:val="18"/>
+              </w:rPr>
+              <w:t xml:space="preserve">orders</w:t>
+            </w:r>
+          </w:p>
+        </w:tc>
+        <w:tc>
+          <w:tcPr>
+            <w:tcW w:type="dxa" w:w="2600"/>
+          </w:tcPr>
+          <w:p>
+            <w:r>
+              <w:rPr>
+                <w:b w:val="false"/>
+                <w:bCs w:val="false"/>
+                <w:sz w:val="18"/>
+                <w:szCs w:val="18"/>
+              </w:rPr>
+              <w:t xml:space="preserve">Convert Rs 24,000 Cr+ pipeline into assured forecast visibility and revenue</w:t>
+            </w:r>
+          </w:p>
+        </w:tc>
+        <w:tc>
+          <w:tcPr>
+            <w:tcW w:type="dxa" w:w="2400"/>
+          </w:tcPr>
+          <w:p>
+            <w:r>
+              <w:rPr>
+                <w:b w:val="false"/>
+                <w:bCs w:val="false"/>
+                <w:sz w:val="18"/>
+                <w:szCs w:val="18"/>
+              </w:rPr>
+              <w:t xml:space="preserve">AFV Rs 4,557 Cr for FY27-FY30; sole-source wins booked for missile on-board computers, missile PCM encoder, Uttam-radar antenna beam control, marine-helicopter processor</w:t>
+            </w:r>
+          </w:p>
+        </w:tc>
+        <w:tc>
+          <w:tcPr>
+            <w:tcW w:type="dxa" w:w="900"/>
+          </w:tcPr>
+          <w:p>
+            <w:r>
+              <w:rPr>
+                <w:b w:val="false"/>
+                <w:bCs w:val="false"/>
+                <w:sz w:val="18"/>
+                <w:szCs w:val="18"/>
+              </w:rPr>
+              <w:t xml:space="preserve">beyond</w:t>
+            </w:r>
+          </w:p>
+        </w:tc>
+        <w:tc>
+          <w:tcPr>
+            <w:tcW w:type="dxa" w:w="1200"/>
+          </w:tcPr>
+          <w:p>
+            <w:r>
+              <w:rPr>
+                <w:b w:val="false"/>
+                <w:bCs w:val="false"/>
+                <w:sz w:val="18"/>
+                <w:szCs w:val="18"/>
+              </w:rPr>
+              <w:t xml:space="preserve">commercial</w:t>
+            </w:r>
+          </w:p>
+        </w:tc>
+        <w:tc>
+          <w:tcPr>
+            <w:tcW w:type="dxa" w:w="800"/>
+          </w:tcPr>
+          <w:p>
+            <w:r>
+              <w:rPr>
+                <w:b w:val="false"/>
+                <w:bCs w:val="false"/>
+                <w:sz w:val="18"/>
+                <w:szCs w:val="18"/>
+              </w:rPr>
+              <w:t xml:space="preserve">yes</w:t>
+            </w:r>
+          </w:p>
+        </w:tc>
+      </w:tr>
+      <w:tr>
+        <w:tc>
+          <w:tcPr>
+            <w:tcW w:type="dxa" w:w="1100"/>
+          </w:tcPr>
+          <w:p>
+            <w:r>
+              <w:rPr>
+                <w:b w:val="false"/>
+                <w:bCs w:val="false"/>
+                <w:sz w:val="18"/>
+                <w:szCs w:val="18"/>
+              </w:rPr>
+              <w:t xml:space="preserve">capex</w:t>
+            </w:r>
+          </w:p>
+        </w:tc>
+        <w:tc>
+          <w:tcPr>
+            <w:tcW w:type="dxa" w:w="2600"/>
+          </w:tcPr>
+          <w:p>
+            <w:r>
+              <w:rPr>
+                <w:b w:val="false"/>
+                <w:bCs w:val="false"/>
+                <w:sz w:val="18"/>
+                <w:szCs w:val="18"/>
+              </w:rPr>
+              <w:t xml:space="preserve">Build defence-manufacturing footprint — Devanahalli + Hyderabad Missile Atmanirbhar complexes</w:t>
+            </w:r>
+          </w:p>
+        </w:tc>
+        <w:tc>
+          <w:tcPr>
+            <w:tcW w:type="dxa" w:w="2400"/>
+          </w:tcPr>
+          <w:p>
+            <w:r>
+              <w:rPr>
+                <w:b w:val="false"/>
+                <w:bCs w:val="false"/>
+                <w:sz w:val="18"/>
+                <w:szCs w:val="18"/>
+              </w:rPr>
+              <w:t xml:space="preserve">Rs 2,250 Cr (Rs 1,600 Cr facilities + Rs 600 Cr acquisitions); Devanahalli AeroLand commissioned, Phase 1 under construction, Hyderabad land acquired</w:t>
+            </w:r>
+          </w:p>
+        </w:tc>
+        <w:tc>
+          <w:tcPr>
+            <w:tcW w:type="dxa" w:w="900"/>
+          </w:tcPr>
+          <w:p>
+            <w:r>
+              <w:rPr>
+                <w:b w:val="false"/>
+                <w:bCs w:val="false"/>
+                <w:sz w:val="18"/>
+                <w:szCs w:val="18"/>
+              </w:rPr>
+              <w:t xml:space="preserve">FY28</w:t>
+            </w:r>
+          </w:p>
+        </w:tc>
+        <w:tc>
+          <w:tcPr>
+            <w:tcW w:type="dxa" w:w="1200"/>
+          </w:tcPr>
+          <w:p>
+            <w:r>
+              <w:rPr>
+                <w:b w:val="false"/>
+                <w:bCs w:val="false"/>
+                <w:sz w:val="18"/>
+                <w:szCs w:val="18"/>
+              </w:rPr>
+              <w:t xml:space="preserve">operational</w:t>
+            </w:r>
+          </w:p>
+        </w:tc>
+        <w:tc>
+          <w:tcPr>
+            <w:tcW w:type="dxa" w:w="800"/>
+          </w:tcPr>
+          <w:p>
+            <w:r>
+              <w:rPr>
+                <w:b w:val="false"/>
+                <w:bCs w:val="false"/>
+                <w:sz w:val="18"/>
+                <w:szCs w:val="18"/>
+              </w:rPr>
+              <w:t xml:space="preserve">yes</w:t>
+            </w:r>
+          </w:p>
+        </w:tc>
+      </w:tr>
+      <w:tr>
+        <w:tc>
+          <w:tcPr>
+            <w:tcW w:type="dxa" w:w="1100"/>
+          </w:tcPr>
+          <w:p>
+            <w:r>
+              <w:rPr>
+                <w:b w:val="false"/>
+                <w:bCs w:val="false"/>
+                <w:sz w:val="18"/>
+                <w:szCs w:val="18"/>
+              </w:rPr>
+              <w:t xml:space="preserve">growth</w:t>
+            </w:r>
+          </w:p>
+        </w:tc>
+        <w:tc>
+          <w:tcPr>
+            <w:tcW w:type="dxa" w:w="2600"/>
+          </w:tcPr>
+          <w:p>
+            <w:r>
+              <w:rPr>
+                <w:b w:val="false"/>
+                <w:bCs w:val="false"/>
+                <w:sz w:val="18"/>
+                <w:szCs w:val="18"/>
+              </w:rPr>
+              <w:t xml:space="preserve">FY27 revenue Rs 1,377 Cr; defence revenue +75% YoY; EPS +40-50%</w:t>
+            </w:r>
+          </w:p>
+        </w:tc>
+        <w:tc>
+          <w:tcPr>
+            <w:tcW w:type="dxa" w:w="2400"/>
+          </w:tcPr>
+          <w:p>
+            <w:r>
+              <w:rPr>
+                <w:b w:val="false"/>
+                <w:bCs w:val="false"/>
+                <w:sz w:val="18"/>
+                <w:szCs w:val="18"/>
+              </w:rPr>
+              <w:t xml:space="preserve">FY27 revenue guide Rs 1,377 Cr; FY30 target Rs 9,000 Cr (~8x FY26)</w:t>
+            </w:r>
+          </w:p>
+        </w:tc>
+        <w:tc>
+          <w:tcPr>
+            <w:tcW w:type="dxa" w:w="900"/>
+          </w:tcPr>
+          <w:p>
+            <w:r>
+              <w:rPr>
+                <w:b w:val="false"/>
+                <w:bCs w:val="false"/>
+                <w:sz w:val="18"/>
+                <w:szCs w:val="18"/>
+              </w:rPr>
+              <w:t xml:space="preserve">FY27</w:t>
+            </w:r>
+          </w:p>
+        </w:tc>
+        <w:tc>
+          <w:tcPr>
+            <w:tcW w:type="dxa" w:w="1200"/>
+          </w:tcPr>
+          <w:p>
+            <w:r>
+              <w:rPr>
+                <w:b w:val="false"/>
+                <w:bCs w:val="false"/>
+                <w:sz w:val="18"/>
+                <w:szCs w:val="18"/>
+              </w:rPr>
+              <w:t xml:space="preserve">expectation</w:t>
+            </w:r>
+          </w:p>
+        </w:tc>
+        <w:tc>
+          <w:tcPr>
+            <w:tcW w:type="dxa" w:w="800"/>
+          </w:tcPr>
+          <w:p>
+            <w:r>
+              <w:rPr>
+                <w:b w:val="false"/>
+                <w:bCs w:val="false"/>
+                <w:sz w:val="18"/>
+                <w:szCs w:val="18"/>
+              </w:rPr>
+              <w:t xml:space="preserve">yes</w:t>
+            </w:r>
+          </w:p>
+        </w:tc>
+      </w:tr>
+      <w:tr>
+        <w:tc>
+          <w:tcPr>
+            <w:tcW w:type="dxa" w:w="1100"/>
+          </w:tcPr>
+          <w:p>
+            <w:r>
+              <w:rPr>
+                <w:b w:val="false"/>
+                <w:bCs w:val="false"/>
+                <w:sz w:val="18"/>
+                <w:szCs w:val="18"/>
+              </w:rPr>
+              <w:t xml:space="preserve">margin</w:t>
+            </w:r>
+          </w:p>
+        </w:tc>
+        <w:tc>
+          <w:tcPr>
+            <w:tcW w:type="dxa" w:w="2600"/>
+          </w:tcPr>
+          <w:p>
+            <w:r>
+              <w:rPr>
+                <w:b w:val="false"/>
+                <w:bCs w:val="false"/>
+                <w:sz w:val="18"/>
+                <w:szCs w:val="18"/>
+              </w:rPr>
+              <w:t xml:space="preserve">EBITDA margin to recover from the Q1 FY27 transition trough as manufacturing scales</w:t>
+            </w:r>
+          </w:p>
+        </w:tc>
+        <w:tc>
+          <w:tcPr>
+            <w:tcW w:type="dxa" w:w="2400"/>
+          </w:tcPr>
+          <w:p>
+            <w:r>
+              <w:rPr>
+                <w:b w:val="false"/>
+                <w:bCs w:val="false"/>
+                <w:sz w:val="18"/>
+                <w:szCs w:val="18"/>
+              </w:rPr>
+              <w:t xml:space="preserve">Q1 FY27 normalised EBITDA 11.8% vs FY26 15.3%</w:t>
+            </w:r>
+          </w:p>
+        </w:tc>
+        <w:tc>
+          <w:tcPr>
+            <w:tcW w:type="dxa" w:w="900"/>
+          </w:tcPr>
+          <w:p>
+            <w:r>
+              <w:rPr>
+                <w:b w:val="false"/>
+                <w:bCs w:val="false"/>
+                <w:sz w:val="18"/>
+                <w:szCs w:val="18"/>
+              </w:rPr>
+              <w:t xml:space="preserve">FY28</w:t>
+            </w:r>
+          </w:p>
+        </w:tc>
+        <w:tc>
+          <w:tcPr>
+            <w:tcW w:type="dxa" w:w="1200"/>
+          </w:tcPr>
+          <w:p>
+            <w:r>
+              <w:rPr>
+                <w:b w:val="false"/>
+                <w:bCs w:val="false"/>
+                <w:sz w:val="18"/>
+                <w:szCs w:val="18"/>
+              </w:rPr>
+              <w:t xml:space="preserve">expectation</w:t>
+            </w:r>
+          </w:p>
+        </w:tc>
+        <w:tc>
+          <w:tcPr>
+            <w:tcW w:type="dxa" w:w="800"/>
+          </w:tcPr>
+          <w:p>
+            <w:r>
+              <w:rPr>
+                <w:b w:val="false"/>
+                <w:bCs w:val="false"/>
+                <w:sz w:val="18"/>
+                <w:szCs w:val="18"/>
+              </w:rPr>
+              <w:t xml:space="preserve">yes</w:t>
+            </w:r>
+          </w:p>
+        </w:tc>
+      </w:tr>
+    </w:tbl>
+    <w:p>
+      <w:pPr>
+        <w:spacing w:after="60" w:before="120"/>
+      </w:pPr>
+      <w:r>
+        <w:rPr>
+          <w:b/>
+          <w:bCs/>
+          <w:sz w:val="20"/>
+          <w:szCs w:val="20"/>
+        </w:rPr>
+        <w:t xml:space="preserve">Earnings chain: </w:t>
+      </w:r>
+      <w:r>
+        <w:rPr>
+          <w:b w:val="false"/>
+          <w:bCs w:val="false"/>
+          <w:sz w:val="20"/>
+          <w:szCs w:val="20"/>
+        </w:rPr>
+        <w:t xml:space="preserve">sole-source defence programme wins</w:t>
+      </w:r>
+      <w:r>
+        <w:rPr>
+          <w:color w:val="666666"/>
+          <w:sz w:val="20"/>
+          <w:szCs w:val="20"/>
+        </w:rPr>
+        <w:t xml:space="preserve"> → </w:t>
+      </w:r>
+      <w:r>
+        <w:rPr>
+          <w:b w:val="false"/>
+          <w:bCs w:val="false"/>
+          <w:sz w:val="20"/>
+          <w:szCs w:val="20"/>
+        </w:rPr>
+        <w:t xml:space="preserve">AFV Rs 4,557 Cr execution</w:t>
+      </w:r>
+      <w:r>
+        <w:rPr>
+          <w:color w:val="666666"/>
+          <w:sz w:val="20"/>
+          <w:szCs w:val="20"/>
+        </w:rPr>
+        <w:t xml:space="preserve"> → </w:t>
+      </w:r>
+      <w:r>
+        <w:rPr>
+          <w:b/>
+          <w:bCs/>
+          <w:color w:val="A32020"/>
+          <w:sz w:val="20"/>
+          <w:szCs w:val="20"/>
+        </w:rPr>
+        <w:t xml:space="preserve">Atmanirbhar complex commissioning (Devanahalli / Hyderabad)</w:t>
+      </w:r>
+      <w:r>
+        <w:rPr>
+          <w:color w:val="666666"/>
+          <w:sz w:val="20"/>
+          <w:szCs w:val="20"/>
+        </w:rPr>
+        <w:t xml:space="preserve"> → </w:t>
+      </w:r>
+      <w:r>
+        <w:rPr>
+          <w:b w:val="false"/>
+          <w:bCs w:val="false"/>
+          <w:sz w:val="20"/>
+          <w:szCs w:val="20"/>
+        </w:rPr>
+        <w:t xml:space="preserve">revenue ramp toward Rs 9,000 Cr FY30</w:t>
+      </w:r>
+      <w:r>
+        <w:rPr>
+          <w:color w:val="666666"/>
+          <w:sz w:val="20"/>
+          <w:szCs w:val="20"/>
+        </w:rPr>
+        <w:t xml:space="preserve"> → </w:t>
+      </w:r>
+      <w:r>
+        <w:rPr>
+          <w:b w:val="false"/>
+          <w:bCs w:val="false"/>
+          <w:sz w:val="20"/>
+          <w:szCs w:val="20"/>
+        </w:rPr>
+        <w:t xml:space="preserve">operating leverage on manufacturing</w:t>
+      </w:r>
+      <w:r>
+        <w:rPr>
+          <w:color w:val="666666"/>
+          <w:sz w:val="20"/>
+          <w:szCs w:val="20"/>
+        </w:rPr>
+        <w:t xml:space="preserve"> → </w:t>
+      </w:r>
+      <w:r>
+        <w:rPr>
+          <w:b w:val="false"/>
+          <w:bCs w:val="false"/>
+          <w:sz w:val="20"/>
+          <w:szCs w:val="20"/>
+        </w:rPr>
+        <w:t xml:space="preserve">EBITDA margin recovery to mid-teens+</w:t>
+      </w:r>
+      <w:r>
+        <w:rPr>
+          <w:color w:val="666666"/>
+          <w:sz w:val="20"/>
+          <w:szCs w:val="20"/>
+        </w:rPr>
+        <w:t xml:space="preserve"> → </w:t>
+      </w:r>
+      <w:r>
+        <w:rPr>
+          <w:b w:val="false"/>
+          <w:bCs w:val="false"/>
+          <w:sz w:val="20"/>
+          <w:szCs w:val="20"/>
+        </w:rPr>
+        <w:t xml:space="preserve">PAT / FCF</w:t>
+      </w:r>
+    </w:p>
+    <w:p>
+      <w:pPr>
+        <w:spacing w:after="120"/>
+      </w:pPr>
+      <w:r>
+        <w:rPr>
+          <w:color w:val="666666"/>
+          <w:sz w:val="18"/>
+          <w:szCs w:val="18"/>
+        </w:rPr>
+        <w:t xml:space="preserve">Bottleneck link: Atmanirbhar complex commissioning (Devanahalli / Hyderabad).</w:t>
+      </w:r>
+    </w:p>
+    <w:p>
+      <w:pPr>
+        <w:spacing w:after="120"/>
+      </w:pPr>
+      <w:r>
+        <w:rPr>
+          <w:color w:val="666666"/>
+          <w:sz w:val="18"/>
+          <w:szCs w:val="18"/>
+        </w:rPr>
+        <w:t xml:space="preserve">Operating leverage: unclear — Q1 FY27 margin compressed to 11.8% during the transition; recovery is assumed, not yet evidenced</w:t>
+      </w:r>
+    </w:p>
+    <w:p>
+      <w:pPr>
+        <w:spacing w:after="120"/>
+      </w:pPr>
+      <w:r>
+        <w:rPr>
+          <w:color w:val="666666"/>
+          <w:sz w:val="18"/>
+          <w:szCs w:val="18"/>
+        </w:rPr>
+        <w:t xml:space="preserve">Evidenced: sole-source defence programme wins; divestiture cash inflow. Still assumed: Atmanirbhar complex commissioning (Devanahalli / Hyderabad); revenue ramp toward Rs 9,000 Cr FY30; operating leverage on manufacturing; EBITDA margin recovery to mid-teens+.</w:t>
+      </w:r>
+    </w:p>
+    <w:p>
+      <w:pPr>
+        <w:spacing w:after="120"/>
+      </w:pPr>
+      <w:r>
+        <w:rPr>
+          <w:b/>
+          <w:bCs/>
+          <w:sz w:val="20"/>
+          <w:szCs w:val="20"/>
+        </w:rPr>
+        <w:t xml:space="preserve">Market expectation vs. our path:</w:t>
+      </w:r>
+    </w:p>
+    <w:tbl>
+      <w:tblPr>
+        <w:tblW w:type="dxa" w:w="9000"/>
+        <w:tblBorders>
+          <w:top w:val="single" w:color="auto" w:sz="4"/>
+          <w:left w:val="single" w:color="auto" w:sz="4"/>
+          <w:bottom w:val="single" w:color="auto" w:sz="4"/>
+          <w:right w:val="single" w:color="auto" w:sz="4"/>
+          <w:insideH w:val="single" w:color="auto" w:sz="4"/>
+          <w:insideV w:val="single" w:color="auto" w:sz="4"/>
+        </w:tblBorders>
+      </w:tblPr>
+      <w:tblGrid>
+        <w:gridCol w:w="3200"/>
+        <w:gridCol w:w="5800"/>
+      </w:tblGrid>
+      <w:tr>
+        <w:tc>
+          <w:tcPr>
+            <w:tcW w:type="dxa" w:w="3200"/>
+            <w:shd w:fill="F2F2F2" w:val="clear"/>
+          </w:tcPr>
+          <w:p>
+            <w:r>
+              <w:rPr>
+                <w:b/>
+                <w:bCs/>
+              </w:rPr>
+              <w:t xml:space="preserve">As of</w:t>
+            </w:r>
+          </w:p>
+        </w:tc>
+        <w:tc>
+          <w:tcPr>
+            <w:tcW w:type="dxa" w:w="5800"/>
+          </w:tcPr>
+          <w:p>
+            <w:r>
+              <w:t xml:space="preserve">2026-09-08</w:t>
+            </w:r>
+          </w:p>
+        </w:tc>
+      </w:tr>
+      <w:tr>
+        <w:tc>
+          <w:tcPr>
+            <w:tcW w:type="dxa" w:w="3200"/>
+            <w:shd w:fill="F2F2F2" w:val="clear"/>
+          </w:tcPr>
+          <w:p>
+            <w:r>
+              <w:rPr>
+                <w:b/>
+                <w:bCs/>
+              </w:rPr>
+              <w:t xml:space="preserve">Price / multiple</w:t>
+            </w:r>
+          </w:p>
+        </w:tc>
+        <w:tc>
+          <w:tcPr>
+            <w:tcW w:type="dxa" w:w="5800"/>
+          </w:tcPr>
+          <w:p>
+            <w:r>
+              <w:t xml:space="preserve">~80x normalised FY26 PAT (Rs 83 Cr); ~94x reported (Rs 72 Cr)x P/E · ~27-38x FY26 EBITDA depending on treatment of divestiture cashx EV/EBITDA</w:t>
+            </w:r>
+          </w:p>
+        </w:tc>
+      </w:tr>
+      <w:tr>
+        <w:tc>
+          <w:tcPr>
+            <w:tcW w:type="dxa" w:w="3200"/>
+            <w:shd w:fill="F2F2F2" w:val="clear"/>
+          </w:tcPr>
+          <w:p>
+            <w:r>
+              <w:rPr>
+                <w:b/>
+                <w:bCs/>
+              </w:rPr>
+              <w:t xml:space="preserve">Right valuation lens</w:t>
+            </w:r>
+          </w:p>
+        </w:tc>
+        <w:tc>
+          <w:tcPr>
+            <w:tcW w:type="dxa" w:w="5800"/>
+          </w:tcPr>
+          <w:p>
+            <w:r>
+              <w:t xml:space="preserve">P/E</w:t>
+            </w:r>
+          </w:p>
+        </w:tc>
+      </w:tr>
+      <w:tr>
+        <w:tc>
+          <w:tcPr>
+            <w:tcW w:type="dxa" w:w="3200"/>
+            <w:shd w:fill="F2F2F2" w:val="clear"/>
+          </w:tcPr>
+          <w:p>
+            <w:r>
+              <w:rPr>
+                <w:b/>
+                <w:bCs/>
+              </w:rPr>
+              <w:t xml:space="preserve">Price implies</w:t>
+            </w:r>
+          </w:p>
+        </w:tc>
+        <w:tc>
+          <w:tcPr>
+            <w:tcW w:type="dxa" w:w="5800"/>
+          </w:tcPr>
+          <w:p>
+            <w:r>
+              <w:t xml:space="preserve">~80x normalised trailing needs roughly 45-50% EPS CAGR FY26-FY29 at a ~30x exit to be fair; management's own FY30 Rs 9,000 Cr revenue target (~8x) implies about that if EBITDA margin recovers to the mid-to-high teens</w:t>
+            </w:r>
+          </w:p>
+        </w:tc>
+      </w:tr>
+      <w:tr>
+        <w:tc>
+          <w:tcPr>
+            <w:tcW w:type="dxa" w:w="3200"/>
+            <w:shd w:fill="F2F2F2" w:val="clear"/>
+          </w:tcPr>
+          <w:p>
+            <w:r>
+              <w:rPr>
+                <w:b/>
+                <w:bCs/>
+              </w:rPr>
+              <w:t xml:space="preserve">Our FY27</w:t>
+            </w:r>
+          </w:p>
+        </w:tc>
+        <w:tc>
+          <w:tcPr>
+            <w:tcW w:type="dxa" w:w="5800"/>
+          </w:tcPr>
+          <w:p>
+            <w:r>
+              <w:t xml:space="preserve">revenue ~Rs 1,300-1,377 Cr in line with guidance; EBITDA margin recovering only slowly from 11.8% toward 13-14%; PAT roughly flat-to-modestly-up given transition costs, higher depreciation and rising interest</w:t>
+            </w:r>
+          </w:p>
+        </w:tc>
+      </w:tr>
+      <w:tr>
+        <w:tc>
+          <w:tcPr>
+            <w:tcW w:type="dxa" w:w="3200"/>
+            <w:shd w:fill="F2F2F2" w:val="clear"/>
+          </w:tcPr>
+          <w:p>
+            <w:r>
+              <w:rPr>
+                <w:b/>
+                <w:bCs/>
+              </w:rPr>
+              <w:t xml:space="preserve">Our FY28</w:t>
+            </w:r>
+          </w:p>
+        </w:tc>
+        <w:tc>
+          <w:tcPr>
+            <w:tcW w:type="dxa" w:w="5800"/>
+          </w:tcPr>
+          <w:p>
+            <w:r>
+              <w:t xml:space="preserve">a genuine step-up only if the Devanahalli/Hyderabad complexes commission on schedule and defence AFV converts — high variance, wide outcome range</w:t>
+            </w:r>
+          </w:p>
+        </w:tc>
+      </w:tr>
+      <w:tr>
+        <w:tc>
+          <w:tcPr>
+            <w:tcW w:type="dxa" w:w="3200"/>
+            <w:shd w:fill="F2F2F2" w:val="clear"/>
+          </w:tcPr>
+          <w:p>
+            <w:r>
+              <w:rPr>
+                <w:b/>
+                <w:bCs/>
+              </w:rPr>
+              <w:t xml:space="preserve">Gap direction</w:t>
+            </w:r>
+          </w:p>
+        </w:tc>
+        <w:tc>
+          <w:tcPr>
+            <w:tcW w:type="dxa" w:w="5800"/>
+          </w:tcPr>
+          <w:p>
+            <w:r>
+              <w:t xml:space="preserve">over-optimistic</w:t>
+            </w:r>
+          </w:p>
+        </w:tc>
+      </w:tr>
+      <w:tr>
+        <w:tc>
+          <w:tcPr>
+            <w:tcW w:type="dxa" w:w="3200"/>
+            <w:shd w:fill="F2F2F2" w:val="clear"/>
+          </w:tcPr>
+          <w:p>
+            <w:r>
+              <w:rPr>
+                <w:b/>
+                <w:bCs/>
+              </w:rPr>
+              <w:t xml:space="preserve">Gap type</w:t>
+            </w:r>
+          </w:p>
+        </w:tc>
+        <w:tc>
+          <w:tcPr>
+            <w:tcW w:type="dxa" w:w="5800"/>
+          </w:tcPr>
+          <w:p>
+            <w:r>
+              <w:t xml:space="preserve">timing</w:t>
+            </w:r>
+          </w:p>
+        </w:tc>
+      </w:tr>
+      <w:tr>
+        <w:tc>
+          <w:tcPr>
+            <w:tcW w:type="dxa" w:w="3200"/>
+            <w:shd w:fill="F2F2F2" w:val="clear"/>
+          </w:tcPr>
+          <w:p>
+            <w:r>
+              <w:rPr>
+                <w:b/>
+                <w:bCs/>
+              </w:rPr>
+              <w:t xml:space="preserve">Gap magnitude</w:t>
+            </w:r>
+          </w:p>
+        </w:tc>
+        <w:tc>
+          <w:tcPr>
+            <w:tcW w:type="dxa" w:w="5800"/>
+          </w:tcPr>
+          <w:p>
+            <w:r>
+              <w:t xml:space="preserve">not estimable</w:t>
+            </w:r>
+          </w:p>
+        </w:tc>
+      </w:tr>
+      <w:tr>
+        <w:tc>
+          <w:tcPr>
+            <w:tcW w:type="dxa" w:w="3200"/>
+            <w:shd w:fill="F2F2F2" w:val="clear"/>
+          </w:tcPr>
+          <w:p>
+            <w:r>
+              <w:rPr>
+                <w:b/>
+                <w:bCs/>
+              </w:rPr>
+              <w:t xml:space="preserve">Gap basis</w:t>
+            </w:r>
+          </w:p>
+        </w:tc>
+        <w:tc>
+          <w:tcPr>
+            <w:tcW w:type="dxa" w:w="5800"/>
+          </w:tcPr>
+          <w:p>
+            <w:r>
+              <w:t xml:space="preserve">the stock trades ~80x normalised trailing earnings with a loss-making transition quarter; the FY30 Rs 9,000 Cr target is ~8x FY26 revenue and needs both on-schedule complex commissioning and an unproven manufacturing-margin recovery — the price is already discounting successful execution of the pivot</w:t>
+            </w:r>
+          </w:p>
+        </w:tc>
+      </w:tr>
+      <w:tr>
+        <w:tc>
+          <w:tcPr>
+            <w:tcW w:type="dxa" w:w="3200"/>
+            <w:shd w:fill="F2F2F2" w:val="clear"/>
+          </w:tcPr>
+          <w:p>
+            <w:r>
+              <w:rPr>
+                <w:b/>
+                <w:bCs/>
+              </w:rPr>
+              <w:t xml:space="preserve">Evidence quality</w:t>
+            </w:r>
+          </w:p>
+        </w:tc>
+        <w:tc>
+          <w:tcPr>
+            <w:tcW w:type="dxa" w:w="5800"/>
+          </w:tcPr>
+          <w:p>
+            <w:r>
+              <w:t xml:space="preserve">moderate</w:t>
+            </w:r>
+          </w:p>
+        </w:tc>
+      </w:tr>
+    </w:tbl>
+    <w:p>
+      <w:pPr>
+        <w:spacing w:after="120"/>
+      </w:pPr>
+      <w:r>
+        <w:rPr>
+          <w:i/>
+          <w:iCs/>
+          <w:color w:val="666666"/>
+          <w:sz w:val="16"/>
+          <w:szCs w:val="16"/>
+        </w:rPr>
+        <w:t xml:space="preserve">no broker consensus; implied path is a reverse-P/E estimate + screener.in forward figures + VP thread view</w:t>
+      </w:r>
+    </w:p>
+    <w:p>
+      <w:pPr>
+        <w:spacing w:after="120" w:before="120"/>
+      </w:pPr>
+      <w:r>
+        <w:rPr>
+          <w:b/>
+          <w:bCs/>
+          <w:sz w:val="20"/>
+          <w:szCs w:val="20"/>
+        </w:rPr>
+        <w:t xml:space="preserve">Catalyst: </w:t>
+      </w:r>
+      <w:r>
+        <w:rPr>
+          <w:sz w:val="20"/>
+          <w:szCs w:val="20"/>
+        </w:rPr>
+        <w:t xml:space="preserve">Q2/Q3 FY27 prints from the pure-play continuing entity showing defence revenue +75% and margin recovering off 11.8%, plus Devanahalli Atmanirbhar Complex Phase 1 commissioning</w:t>
+      </w:r>
+      <w:r>
+        <w:rPr>
+          <w:color w:val="666666"/>
+          <w:sz w:val="18"/>
+          <w:szCs w:val="18"/>
+        </w:rPr>
+        <w:t xml:space="preserve"> (window ~6M from 2026-09-08; undated; evidence med; pending)</w:t>
+      </w:r>
+    </w:p>
+    <w:p>
+      <w:pPr>
+        <w:pStyle w:val="Heading1"/>
+        <w:spacing w:after="120" w:before="280"/>
+      </w:pPr>
+      <w:r>
+        <w:t xml:space="preserve">Ishmohit-Lens Checks (value chain · earnings quality · growth trajectory · management · quality metrics · track record · global-signal check)</w:t>
+      </w:r>
+    </w:p>
+    <w:p>
+      <w:pPr>
+        <w:spacing w:after="120"/>
+      </w:pPr>
       <w:r>
         <w:rPr>
           <w:i/>
@@ -439,15 +2042,712 @@
           <w:sz w:val="18"/>
           <w:szCs w:val="18"/>
         </w:rPr>
-        <w:t xml:space="preserve"> (Axiscades Engineering company thread)</w:t>
-      </w:r>
-      <w:r>
-        <w:rPr>
-          <w:sz w:val="20"/>
-          <w:szCs w:val="20"/>
-        </w:rPr>
-        <w:br/>
-        <w:t xml:space="preserve">: Shared detailed coverage of the FY30 $1B revenue target, missile-component pivot, and Rs 14,000 Cr order pipeline as the defense-focused thesis took shape.</w:t>
+        <w:t xml:space="preserve">Extra checks drawn from @ishmohit1 / SOIC methodology (playbook/ishmohit-soic-style.md): where the company sits in its value chain and what the supply side is doing, whether a margin/PAT inflection is structural or a cyclical peak, the rate-of-change of growth vs. what the multiple demands, and management quality as a positive attribute.</w:t>
+      </w:r>
+    </w:p>
+    <w:p>
+      <w:pPr>
+        <w:spacing w:after="120"/>
+      </w:pPr>
+      <w:r>
+        <w:rPr>
+          <w:b/>
+          <w:bCs/>
+          <w:sz w:val="20"/>
+          <w:szCs w:val="20"/>
+        </w:rPr>
+        <w:t xml:space="preserve">Value chain &amp; supply side:</w:t>
+      </w:r>
+    </w:p>
+    <w:tbl>
+      <w:tblPr>
+        <w:tblW w:type="dxa" w:w="9000"/>
+        <w:tblBorders>
+          <w:top w:val="single" w:color="auto" w:sz="4"/>
+          <w:left w:val="single" w:color="auto" w:sz="4"/>
+          <w:bottom w:val="single" w:color="auto" w:sz="4"/>
+          <w:right w:val="single" w:color="auto" w:sz="4"/>
+          <w:insideH w:val="single" w:color="auto" w:sz="4"/>
+          <w:insideV w:val="single" w:color="auto" w:sz="4"/>
+        </w:tblBorders>
+      </w:tblPr>
+      <w:tblGrid>
+        <w:gridCol w:w="3200"/>
+        <w:gridCol w:w="5800"/>
+      </w:tblGrid>
+      <w:tr>
+        <w:tc>
+          <w:tcPr>
+            <w:tcW w:type="dxa" w:w="3200"/>
+            <w:shd w:fill="F2F2F2" w:val="clear"/>
+          </w:tcPr>
+          <w:p>
+            <w:r>
+              <w:rPr>
+                <w:b/>
+                <w:bCs/>
+              </w:rPr>
+              <w:t xml:space="preserve">Theme</w:t>
+            </w:r>
+          </w:p>
+        </w:tc>
+        <w:tc>
+          <w:tcPr>
+            <w:tcW w:type="dxa" w:w="5800"/>
+          </w:tcPr>
+          <w:p>
+            <w:r>
+              <w:t xml:space="preserve">India defence indigenisation (Atmanirbhar) — missile, radar, EW and unmanned sub-systems and platform electronics</w:t>
+            </w:r>
+          </w:p>
+        </w:tc>
+      </w:tr>
+      <w:tr>
+        <w:tc>
+          <w:tcPr>
+            <w:tcW w:type="dxa" w:w="3200"/>
+            <w:shd w:fill="F2F2F2" w:val="clear"/>
+          </w:tcPr>
+          <w:p>
+            <w:r>
+              <w:rPr>
+                <w:b/>
+                <w:bCs/>
+              </w:rPr>
+              <w:t xml:space="preserve">This company's position</w:t>
+            </w:r>
+          </w:p>
+        </w:tc>
+        <w:tc>
+          <w:tcPr>
+            <w:tcW w:type="dxa" w:w="5800"/>
+          </w:tcPr>
+          <w:p>
+            <w:r>
+              <w:t xml:space="preserve">design-to-build supplier of missile on-board computers, encoders, radar beam-control and EW sub-systems to DRDO / DPSUs, moving up from engineering services to products</w:t>
+            </w:r>
+          </w:p>
+        </w:tc>
+      </w:tr>
+      <w:tr>
+        <w:tc>
+          <w:tcPr>
+            <w:tcW w:type="dxa" w:w="3200"/>
+            <w:shd w:fill="F2F2F2" w:val="clear"/>
+          </w:tcPr>
+          <w:p>
+            <w:r>
+              <w:rPr>
+                <w:b/>
+                <w:bCs/>
+              </w:rPr>
+              <w:t xml:space="preserve">Bottleneck node (pricing power)</w:t>
+            </w:r>
+          </w:p>
+        </w:tc>
+        <w:tc>
+          <w:tcPr>
+            <w:tcW w:type="dxa" w:w="5800"/>
+          </w:tcPr>
+          <w:p>
+            <w:r>
+              <w:t xml:space="preserve">government programme sanction and manufacturing-facility certification</w:t>
+            </w:r>
+          </w:p>
+        </w:tc>
+      </w:tr>
+      <w:tr>
+        <w:tc>
+          <w:tcPr>
+            <w:tcW w:type="dxa" w:w="3200"/>
+            <w:shd w:fill="F2F2F2" w:val="clear"/>
+          </w:tcPr>
+          <w:p>
+            <w:r>
+              <w:rPr>
+                <w:b/>
+                <w:bCs/>
+              </w:rPr>
+              <w:t xml:space="preserve">Supply-side status</w:t>
+            </w:r>
+          </w:p>
+        </w:tc>
+        <w:tc>
+          <w:tcPr>
+            <w:tcW w:type="dxa" w:w="5800"/>
+          </w:tcPr>
+          <w:p>
+            <w:r>
+              <w:t xml:space="preserve">adding</w:t>
+            </w:r>
+          </w:p>
+        </w:tc>
+      </w:tr>
+      <w:tr>
+        <w:tc>
+          <w:tcPr>
+            <w:tcW w:type="dxa" w:w="3200"/>
+            <w:shd w:fill="F2F2F2" w:val="clear"/>
+          </w:tcPr>
+          <w:p>
+            <w:r>
+              <w:rPr>
+                <w:b/>
+                <w:bCs/>
+              </w:rPr>
+              <w:t xml:space="preserve">Adjacent-node peers</w:t>
+            </w:r>
+          </w:p>
+        </w:tc>
+        <w:tc>
+          <w:tcPr>
+            <w:tcW w:type="dxa" w:w="5800"/>
+          </w:tcPr>
+          <w:p>
+            <w:r>
+              <w:t xml:space="preserve">Data Patterns, Astra Microwave, MTAR Technologies, Paras Defence</w:t>
+            </w:r>
+          </w:p>
+        </w:tc>
+      </w:tr>
+    </w:tbl>
+    <w:p>
+      <w:pPr>
+        <w:spacing w:after="120"/>
+      </w:pPr>
+      <w:r>
+        <w:rPr>
+          <w:color w:val="666666"/>
+          <w:sz w:val="18"/>
+          <w:szCs w:val="18"/>
+        </w:rPr>
+        <w:t xml:space="preserve">Structural demand tailwind from indigenisation, but multiple players are adding capacity into the same missile/radar/EW sub-systems pipeline — late-cycle capacity-addition risk. Axiscades' current edge is sole-source design wins, not a structural scale or cost moat.</w:t>
+      </w:r>
+    </w:p>
+    <w:p>
+      <w:pPr>
+        <w:spacing w:after="60" w:before="120"/>
+      </w:pPr>
+      <w:r>
+        <w:rPr>
+          <w:b/>
+          <w:bCs/>
+          <w:sz w:val="20"/>
+          <w:szCs w:val="20"/>
+        </w:rPr>
+        <w:t xml:space="preserve">Earnings quality: </w:t>
+      </w:r>
+      <w:r>
+        <w:rPr>
+          <w:sz w:val="20"/>
+          <w:szCs w:val="20"/>
+        </w:rPr>
+        <w:t xml:space="preserve">margin driver mixed</w:t>
+      </w:r>
+      <w:r>
+        <w:rPr>
+          <w:b/>
+          <w:bCs/>
+          <w:color w:val="A32020"/>
+          <w:sz w:val="20"/>
+          <w:szCs w:val="20"/>
+        </w:rPr>
+        <w:t xml:space="preserve"/>
+      </w:r>
+    </w:p>
+    <w:p>
+      <w:pPr>
+        <w:spacing w:after="120"/>
+      </w:pPr>
+      <w:r>
+        <w:rPr>
+          <w:color w:val="666666"/>
+          <w:sz w:val="18"/>
+          <w:szCs w:val="18"/>
+        </w:rPr>
+        <w:t xml:space="preserve">Drivers: mix shift to defence/AD&amp;DI (structural, positive); loss of high-margin aerospace-services revenue post-divestiture (structural, negative); manufacturing ramp and transition costs (cyclical/temporary).</w:t>
+      </w:r>
+    </w:p>
+    <w:p>
+      <w:pPr>
+        <w:spacing w:after="120"/>
+      </w:pPr>
+      <w:r>
+        <w:rPr>
+          <w:color w:val="666666"/>
+          <w:sz w:val="18"/>
+          <w:szCs w:val="18"/>
+        </w:rPr>
+        <w:t xml:space="preserve">FY26's 15.3% EBITDA margin was a recent high; Q1 FY27's normalised 11.8% is the transition trough. Through-cycle is likely 13-15% until the Atmanirbhar complexes scale — current margin is below a defensible level, not above it, so no peak-margin risk.</w:t>
+      </w:r>
+    </w:p>
+    <w:p>
+      <w:pPr>
+        <w:spacing w:after="60" w:before="120"/>
+      </w:pPr>
+      <w:r>
+        <w:rPr>
+          <w:b/>
+          <w:bCs/>
+          <w:sz w:val="20"/>
+          <w:szCs w:val="20"/>
+        </w:rPr>
+        <w:t xml:space="preserve">Growth trajectory: </w:t>
+      </w:r>
+      <w:r>
+        <w:rPr>
+          <w:b w:val="false"/>
+          <w:bCs w:val="false"/>
+          <w:sz w:val="20"/>
+          <w:szCs w:val="20"/>
+        </w:rPr>
+        <w:t xml:space="preserve">YoY growth rate is lumpy</w:t>
+      </w:r>
+    </w:p>
+    <w:p>
+      <w:pPr>
+        <w:spacing w:after="120"/>
+      </w:pPr>
+      <w:r>
+        <w:rPr>
+          <w:color w:val="666666"/>
+          <w:sz w:val="18"/>
+          <w:szCs w:val="18"/>
+        </w:rPr>
+        <w:t xml:space="preserve">consol revenue YoY roughly +2% through the FY26 quarters (Q4 FY26 notably weak) then +42.2% in Q1 FY27 — but that includes discontinued operations; continuing-ops defence revenue was +111% YoY in Q1 FY27. The sequence is a project/order business and is further distorted by divestiture accounting.</w:t>
+      </w:r>
+    </w:p>
+    <w:p>
+      <w:pPr>
+        <w:spacing w:after="120"/>
+      </w:pPr>
+      <w:r>
+        <w:rPr>
+          <w:color w:val="666666"/>
+          <w:sz w:val="18"/>
+          <w:szCs w:val="18"/>
+        </w:rPr>
+        <w:t xml:space="preserve">Reverse P/E: ~80x normalised trailing needs sustained 40%+ EPS growth; Q1 FY27 was loss-making, so the current rate-of-change does not yet support the multiple.</w:t>
+      </w:r>
+    </w:p>
+    <w:p>
+      <w:pPr>
+        <w:spacing w:after="120"/>
+      </w:pPr>
+      <w:r>
+        <w:rPr>
+          <w:b/>
+          <w:bCs/>
+          <w:sz w:val="20"/>
+          <w:szCs w:val="20"/>
+        </w:rPr>
+        <w:t xml:space="preserve">Management quality (TVGP's "P"):</w:t>
+      </w:r>
+    </w:p>
+    <w:tbl>
+      <w:tblPr>
+        <w:tblW w:type="dxa" w:w="9000"/>
+        <w:tblBorders>
+          <w:top w:val="single" w:color="auto" w:sz="4"/>
+          <w:left w:val="single" w:color="auto" w:sz="4"/>
+          <w:bottom w:val="single" w:color="auto" w:sz="4"/>
+          <w:right w:val="single" w:color="auto" w:sz="4"/>
+          <w:insideH w:val="single" w:color="auto" w:sz="4"/>
+          <w:insideV w:val="single" w:color="auto" w:sz="4"/>
+        </w:tblBorders>
+      </w:tblPr>
+      <w:tblGrid>
+        <w:gridCol w:w="3200"/>
+        <w:gridCol w:w="5800"/>
+      </w:tblGrid>
+      <w:tr>
+        <w:tc>
+          <w:tcPr>
+            <w:tcW w:type="dxa" w:w="3200"/>
+            <w:shd w:fill="F2F2F2" w:val="clear"/>
+          </w:tcPr>
+          <w:p>
+            <w:r>
+              <w:rPr>
+                <w:b/>
+                <w:bCs/>
+              </w:rPr>
+              <w:t xml:space="preserve">Assessment</w:t>
+            </w:r>
+          </w:p>
+        </w:tc>
+        <w:tc>
+          <w:tcPr>
+            <w:tcW w:type="dxa" w:w="5800"/>
+          </w:tcPr>
+          <w:p>
+            <w:r>
+              <w:t xml:space="preserve">neutral</w:t>
+            </w:r>
+          </w:p>
+        </w:tc>
+      </w:tr>
+      <w:tr>
+        <w:tc>
+          <w:tcPr>
+            <w:tcW w:type="dxa" w:w="3200"/>
+            <w:shd w:fill="F2F2F2" w:val="clear"/>
+          </w:tcPr>
+          <w:p>
+            <w:r>
+              <w:rPr>
+                <w:b/>
+                <w:bCs/>
+              </w:rPr>
+              <w:t xml:space="preserve">Capital allocation</w:t>
+            </w:r>
+          </w:p>
+        </w:tc>
+        <w:tc>
+          <w:tcPr>
+            <w:tcW w:type="dxa" w:w="5800"/>
+          </w:tcPr>
+          <w:p>
+            <w:r>
+              <w:t xml:space="preserve">Sold two businesses for ~Rs 2,256 Cr to fund a Rs 2,250 Cr defence-manufacturing capex; historical incremental returns modest (ROCE ~13-14%, ROE ~9.8%); prior M&amp;A (Mistral Solutions) involved contested additional consideration / arbitration (neutral)</w:t>
+            </w:r>
+          </w:p>
+        </w:tc>
+      </w:tr>
+      <w:tr>
+        <w:tc>
+          <w:tcPr>
+            <w:tcW w:type="dxa" w:w="3200"/>
+            <w:shd w:fill="F2F2F2" w:val="clear"/>
+          </w:tcPr>
+          <w:p>
+            <w:r>
+              <w:rPr>
+                <w:b/>
+                <w:bCs/>
+              </w:rPr>
+              <w:t xml:space="preserve">Related-party trend</w:t>
+            </w:r>
+          </w:p>
+        </w:tc>
+        <w:tc>
+          <w:tcPr>
+            <w:tcW w:type="dxa" w:w="5800"/>
+          </w:tcPr>
+          <w:p>
+            <w:r>
+              <w:t xml:space="preserve">unclear</w:t>
+            </w:r>
+          </w:p>
+        </w:tc>
+      </w:tr>
+      <w:tr>
+        <w:tc>
+          <w:tcPr>
+            <w:tcW w:type="dxa" w:w="3200"/>
+            <w:shd w:fill="F2F2F2" w:val="clear"/>
+          </w:tcPr>
+          <w:p>
+            <w:r>
+              <w:rPr>
+                <w:b/>
+                <w:bCs/>
+              </w:rPr>
+              <w:t xml:space="preserve">Guidance credibility</w:t>
+            </w:r>
+          </w:p>
+        </w:tc>
+        <w:tc>
+          <w:tcPr>
+            <w:tcW w:type="dxa" w:w="5800"/>
+          </w:tcPr>
+          <w:p>
+            <w:r>
+              <w:t xml:space="preserve">mixed</w:t>
+            </w:r>
+          </w:p>
+        </w:tc>
+      </w:tr>
+      <w:tr>
+        <w:tc>
+          <w:tcPr>
+            <w:tcW w:type="dxa" w:w="3200"/>
+            <w:shd w:fill="F2F2F2" w:val="clear"/>
+          </w:tcPr>
+          <w:p>
+            <w:r>
+              <w:rPr>
+                <w:b/>
+                <w:bCs/>
+              </w:rPr>
+              <w:t xml:space="preserve">Shareholder returns</w:t>
+            </w:r>
+          </w:p>
+        </w:tc>
+        <w:tc>
+          <w:tcPr>
+            <w:tcW w:type="dxa" w:w="5800"/>
+          </w:tcPr>
+          <w:p>
+            <w:r>
+              <w:t xml:space="preserve">none</w:t>
+            </w:r>
+          </w:p>
+        </w:tc>
+      </w:tr>
+      <w:tr>
+        <w:tc>
+          <w:tcPr>
+            <w:tcW w:type="dxa" w:w="3200"/>
+            <w:shd w:fill="F2F2F2" w:val="clear"/>
+          </w:tcPr>
+          <w:p>
+            <w:r>
+              <w:rPr>
+                <w:b/>
+                <w:bCs/>
+              </w:rPr>
+              <w:t xml:space="preserve">Capability ladder / VAP</w:t>
+            </w:r>
+          </w:p>
+        </w:tc>
+        <w:tc>
+          <w:tcPr>
+            <w:tcW w:type="dxa" w:w="5800"/>
+          </w:tcPr>
+          <w:p>
+            <w:r>
+              <w:t xml:space="preserve">Explicit move up the value curve from engineering services to defence products and sub-systems (missile on-board computers, EW, radar) and dedicated 'Atmanirbhar' manufacturing complexes</w:t>
+            </w:r>
+          </w:p>
+        </w:tc>
+      </w:tr>
+    </w:tbl>
+    <w:p>
+      <w:pPr>
+        <w:spacing w:after="120"/>
+      </w:pPr>
+      <w:r>
+        <w:rPr>
+          <w:b/>
+          <w:bCs/>
+          <w:sz w:val="20"/>
+          <w:szCs w:val="20"/>
+        </w:rPr>
+        <w:t xml:space="preserve">Quality metrics (ROCE · debt · FCF · margin · capex):</w:t>
+      </w:r>
+    </w:p>
+    <w:tbl>
+      <w:tblPr>
+        <w:tblW w:type="dxa" w:w="9000"/>
+        <w:tblBorders>
+          <w:top w:val="single" w:color="auto" w:sz="4"/>
+          <w:left w:val="single" w:color="auto" w:sz="4"/>
+          <w:bottom w:val="single" w:color="auto" w:sz="4"/>
+          <w:right w:val="single" w:color="auto" w:sz="4"/>
+          <w:insideH w:val="single" w:color="auto" w:sz="4"/>
+          <w:insideV w:val="single" w:color="auto" w:sz="4"/>
+        </w:tblBorders>
+      </w:tblPr>
+      <w:tblGrid>
+        <w:gridCol w:w="3200"/>
+        <w:gridCol w:w="5800"/>
+      </w:tblGrid>
+      <w:tr>
+        <w:tc>
+          <w:tcPr>
+            <w:tcW w:type="dxa" w:w="3200"/>
+            <w:shd w:fill="F2F2F2" w:val="clear"/>
+          </w:tcPr>
+          <w:p>
+            <w:r>
+              <w:rPr>
+                <w:b/>
+                <w:bCs/>
+              </w:rPr>
+              <w:t xml:space="preserve">Assessment</w:t>
+            </w:r>
+          </w:p>
+        </w:tc>
+        <w:tc>
+          <w:tcPr>
+            <w:tcW w:type="dxa" w:w="5800"/>
+          </w:tcPr>
+          <w:p>
+            <w:r>
+              <w:t xml:space="preserve">concern</w:t>
+            </w:r>
+          </w:p>
+        </w:tc>
+      </w:tr>
+      <w:tr>
+        <w:tc>
+          <w:tcPr>
+            <w:tcW w:type="dxa" w:w="3200"/>
+            <w:shd w:fill="F2F2F2" w:val="clear"/>
+          </w:tcPr>
+          <w:p>
+            <w:r>
+              <w:rPr>
+                <w:b/>
+                <w:bCs/>
+              </w:rPr>
+              <w:t xml:space="preserve">ROCE</w:t>
+            </w:r>
+          </w:p>
+        </w:tc>
+        <w:tc>
+          <w:tcPr>
+            <w:tcW w:type="dxa" w:w="5800"/>
+          </w:tcPr>
+          <w:p>
+            <w:r>
+              <w:t xml:space="preserve">13.8% (stable)</w:t>
+            </w:r>
+          </w:p>
+        </w:tc>
+      </w:tr>
+      <w:tr>
+        <w:tc>
+          <w:tcPr>
+            <w:tcW w:type="dxa" w:w="3200"/>
+            <w:shd w:fill="F2F2F2" w:val="clear"/>
+          </w:tcPr>
+          <w:p>
+            <w:r>
+              <w:rPr>
+                <w:b/>
+                <w:bCs/>
+              </w:rPr>
+              <w:t xml:space="preserve">Leverage</w:t>
+            </w:r>
+          </w:p>
+        </w:tc>
+        <w:tc>
+          <w:tcPr>
+            <w:tcW w:type="dxa" w:w="5800"/>
+          </w:tcPr>
+          <w:p>
+            <w:r>
+              <w:t xml:space="preserve">Net debt/EBITDA -3x</w:t>
+            </w:r>
+          </w:p>
+        </w:tc>
+      </w:tr>
+      <w:tr>
+        <w:tc>
+          <w:tcPr>
+            <w:tcW w:type="dxa" w:w="3200"/>
+            <w:shd w:fill="F2F2F2" w:val="clear"/>
+          </w:tcPr>
+          <w:p>
+            <w:r>
+              <w:rPr>
+                <w:b/>
+                <w:bCs/>
+              </w:rPr>
+              <w:t xml:space="preserve">FCF conversion</w:t>
+            </w:r>
+          </w:p>
+        </w:tc>
+        <w:tc>
+          <w:tcPr>
+            <w:tcW w:type="dxa" w:w="5800"/>
+          </w:tcPr>
+          <w:p>
+            <w:r>
+              <w:t xml:space="preserve">-20%</w:t>
+            </w:r>
+          </w:p>
+        </w:tc>
+      </w:tr>
+      <w:tr>
+        <w:tc>
+          <w:tcPr>
+            <w:tcW w:type="dxa" w:w="3200"/>
+            <w:shd w:fill="F2F2F2" w:val="clear"/>
+          </w:tcPr>
+          <w:p>
+            <w:r>
+              <w:rPr>
+                <w:b/>
+                <w:bCs/>
+              </w:rPr>
+              <w:t xml:space="preserve">Margin trend</w:t>
+            </w:r>
+          </w:p>
+        </w:tc>
+        <w:tc>
+          <w:tcPr>
+            <w:tcW w:type="dxa" w:w="5800"/>
+          </w:tcPr>
+          <w:p>
+            <w:r>
+              <w:t xml:space="preserve">contracting</w:t>
+            </w:r>
+          </w:p>
+        </w:tc>
+      </w:tr>
+      <w:tr>
+        <w:tc>
+          <w:tcPr>
+            <w:tcW w:type="dxa" w:w="3200"/>
+            <w:shd w:fill="F2F2F2" w:val="clear"/>
+          </w:tcPr>
+          <w:p>
+            <w:r>
+              <w:rPr>
+                <w:b/>
+                <w:bCs/>
+              </w:rPr>
+              <w:t xml:space="preserve">Capex efficiency</w:t>
+            </w:r>
+          </w:p>
+        </w:tc>
+        <w:tc>
+          <w:tcPr>
+            <w:tcW w:type="dxa" w:w="5800"/>
+          </w:tcPr>
+          <w:p>
+            <w:r>
+              <w:t xml:space="preserve">unclear</w:t>
+            </w:r>
+          </w:p>
+        </w:tc>
+      </w:tr>
+    </w:tbl>
+    <w:p>
+      <w:pPr>
+        <w:spacing w:after="60" w:before="120"/>
+      </w:pPr>
+      <w:r>
+        <w:rPr>
+          <w:b/>
+          <w:bCs/>
+          <w:sz w:val="20"/>
+          <w:szCs w:val="20"/>
+        </w:rPr>
+        <w:t xml:space="preserve">Track record (Coffee Can persistence check): </w:t>
+      </w:r>
+      <w:r>
+        <w:rPr>
+          <w:sz w:val="20"/>
+          <w:szCs w:val="20"/>
+        </w:rPr>
+        <w:t xml:space="preserve">cleared revenue growth ≥10% AND ROCE ≥15% in 0 of the last 5 years (consistency_score 0)</w:t>
+      </w:r>
+    </w:p>
+    <w:p>
+      <w:pPr>
+        <w:spacing w:after="120"/>
+      </w:pPr>
+      <w:r>
+        <w:rPr>
+          <w:color w:val="666666"/>
+          <w:sz w:val="18"/>
+          <w:szCs w:val="18"/>
+        </w:rPr>
+        <w:t xml:space="preserve">5-yr sales CAGR ~0.27%; ROCE has stayed in a 12-14% band, below the 15% bar; no year in the last 5 cleared both revenue growth &gt;=10% and ROCE &gt;=15% in the same year. The defence pivot is explicitly a bet on breaking from this record.</w:t>
       </w:r>
     </w:p>
     <w:p>
@@ -456,7 +2756,7 @@
         <w:spacing w:after="120" w:before="280"/>
       </w:pPr>
       <w:r>
-        <w:t xml:space="preserve">BSE Corporate Actions / Other Red Flags</w:t>
+        <w:t xml:space="preserve">Technical Read (Weekly / Monthly MACD + Bollinger Bands, or RSI/CCI/Williams %R proxy)</w:t>
       </w:r>
     </w:p>
     <w:p>
@@ -464,7 +2764,7 @@
         <w:spacing w:after="120"/>
       </w:pPr>
       <w:r>
-        <w:t xml:space="preserve">No SEBI/regulatory action found, though a governance/political-conflict-of-interest concern around the controlling shareholder is a real, forum-flagged risk factor (not a formal enforcement matter).</w:t>
+        <w:t xml:space="preserve">Not pulled this pass — no browser escalation triggered.</w:t>
       </w:r>
     </w:p>
     <w:p>
@@ -473,59 +2773,36 @@
         <w:spacing w:after="120" w:before="280"/>
       </w:pPr>
       <w:r>
-        <w:t xml:space="preserve">Bull Case</w:t>
-      </w:r>
-    </w:p>
-    <w:p>
-      <w:pPr>
-        <w:pStyle w:val="ListParagraph"/>
-        <w:numPr>
-          <w:ilvl w:val="0"/>
-          <w:numId w:val="1"/>
-        </w:numPr>
-        <w:spacing w:after="60"/>
-      </w:pPr>
-      <w:r>
-        <w:t xml:space="preserve">A real, credible strategic pivot: two large divestitures (combined ~Rs 2,250 Cr) fund a shift to a pure-play, higher-margin defense/missile-components business</w:t>
-      </w:r>
-    </w:p>
-    <w:p>
-      <w:pPr>
-        <w:pStyle w:val="ListParagraph"/>
-        <w:numPr>
-          <w:ilvl w:val="0"/>
-          <w:numId w:val="1"/>
-        </w:numPr>
-        <w:spacing w:after="60"/>
-      </w:pPr>
-      <w:r>
-        <w:t xml:space="preserve">Q1 FY27 shows a genuine post-pivot inflection (+42.2% YoY revenue), the first quarter to reflect the leaner, defense-focused entity</w:t>
-      </w:r>
-    </w:p>
-    <w:p>
-      <w:pPr>
-        <w:pStyle w:val="ListParagraph"/>
-        <w:numPr>
-          <w:ilvl w:val="0"/>
-          <w:numId w:val="1"/>
-        </w:numPr>
-        <w:spacing w:after="60"/>
-      </w:pPr>
-      <w:r>
-        <w:t xml:space="preserve">Large, specific order pipeline (Rs 14,000 Cr) and an ambitious but management-reiterated FY30 target ($1B revenue, ~8x from FY26's residual-business base)</w:t>
-      </w:r>
-    </w:p>
-    <w:p>
-      <w:pPr>
-        <w:pStyle w:val="ListParagraph"/>
-        <w:numPr>
-          <w:ilvl w:val="0"/>
-          <w:numId w:val="1"/>
-        </w:numPr>
-        <w:spacing w:after="60"/>
-      </w:pPr>
-      <w:r>
-        <w:t xml:space="preserve">Sustained recent trusted-user engagement as the story has developed, including detailed coverage of the FY30 targets and pipeline</w:t>
+        <w:t xml:space="preserve">ValuePickr Community Signal</w:t>
+      </w:r>
+    </w:p>
+    <w:p>
+      <w:pPr>
+        <w:spacing w:after="120"/>
+      </w:pPr>
+      <w:r>
+        <w:t xml:space="preserve">Read the 50 most recent posts (#8-63, spanning a very long-running thread back to 2016) with fetched posts covering roughly 2023-2026. The thread shows a long history of management turnover, litigation (Mistral acquisition arbitration), and skepticism, but a marked shift in tone from mid-2025 onward once the defense pivot and the FY30 revenue target were disclosed, including a detailed initiating-coverage report (jaichauhann, love=24) and multiple trusted-elevated users engaging substantively (kartik_bhat, Aloysius_De_Sa, shyamutty, BuyRightSitTight, vikas_sinha, james_kerala).</w:t>
+      </w:r>
+    </w:p>
+    <w:p>
+      <w:pPr>
+        <w:spacing w:after="120"/>
+      </w:pPr>
+      <w:r>
+        <w:rPr>
+          <w:b/>
+          <w:bCs/>
+          <w:sz w:val="20"/>
+          <w:szCs w:val="20"/>
+        </w:rPr>
+        <w:t xml:space="preserve">High-conviction call from a top contributor: </w:t>
+      </w:r>
+      <w:r>
+        <w:rPr>
+          <w:sz w:val="20"/>
+          <w:szCs w:val="20"/>
+        </w:rPr>
+        <w:t xml:space="preserve">vikas_sinha (trusted, elevated-tier) shared a detailed AI-summarized article (29-Mar-2026) framing the FY30 target, missile-component expansion, and multi-thousand-crore order pipeline. Separately, shyamutty (trusted, elevated-tier) raised a genuine governance/political-conflict concern (Feb 2026): majority owner Rajeev Chandrasekhar has been publicly criticised for sitting on the parliamentary standing committee on defence while owning a defense-sector company, and for entities under his control selling equity stakes to global defense firms.</w:t>
       </w:r>
     </w:p>
     <w:p>
@@ -534,6 +2811,172 @@
         <w:spacing w:after="120" w:before="280"/>
       </w:pPr>
       <w:r>
+        <w:t xml:space="preserve">Trusted-User Signals (Ongoing)</w:t>
+      </w:r>
+    </w:p>
+    <w:p>
+      <w:pPr>
+        <w:spacing w:after="120"/>
+      </w:pPr>
+      <w:r>
+        <w:rPr>
+          <w:i/>
+          <w:iCs/>
+          <w:color w:val="666666"/>
+          <w:sz w:val="18"/>
+          <w:szCs w:val="18"/>
+        </w:rPr>
+        <w:t xml:space="preserve">Every time a trusted user expresses clear conviction on this stock, most recent first — this section accumulates over time, it isn't a one-time snapshot.</w:t>
+      </w:r>
+    </w:p>
+    <w:p>
+      <w:pPr>
+        <w:spacing w:after="100"/>
+      </w:pPr>
+      <w:r>
+        <w:rPr>
+          <w:b/>
+          <w:bCs/>
+          <w:sz w:val="20"/>
+          <w:szCs w:val="20"/>
+        </w:rPr>
+        <w:t xml:space="preserve">2026-02-02 — shyamutty (trusted, elevated-tier)</w:t>
+      </w:r>
+      <w:r>
+        <w:rPr>
+          <w:i/>
+          <w:iCs/>
+          <w:color w:val="666666"/>
+          <w:sz w:val="18"/>
+          <w:szCs w:val="18"/>
+        </w:rPr>
+        <w:t xml:space="preserve"> (Axiscades Engineering company thread)</w:t>
+      </w:r>
+      <w:r>
+        <w:rPr>
+          <w:sz w:val="20"/>
+          <w:szCs w:val="20"/>
+        </w:rPr>
+        <w:br/>
+        <w:t xml:space="preserve">: Flagged a genuine governance/political-conflict-of-interest concern regarding majority owner Rajeev Chandrasekhar (BJP MP, standing committee on defence, entities under his control selling stakes to global defense firms) — a caution, not a bullish signal.</w:t>
+      </w:r>
+    </w:p>
+    <w:p>
+      <w:pPr>
+        <w:spacing w:after="100"/>
+      </w:pPr>
+      <w:r>
+        <w:rPr>
+          <w:b/>
+          <w:bCs/>
+          <w:sz w:val="20"/>
+          <w:szCs w:val="20"/>
+        </w:rPr>
+        <w:t xml:space="preserve">2026-03-29 — vikas_sinha (trusted, elevated-tier)</w:t>
+      </w:r>
+      <w:r>
+        <w:rPr>
+          <w:i/>
+          <w:iCs/>
+          <w:color w:val="666666"/>
+          <w:sz w:val="18"/>
+          <w:szCs w:val="18"/>
+        </w:rPr>
+        <w:t xml:space="preserve"> (Axiscades Engineering company thread)</w:t>
+      </w:r>
+      <w:r>
+        <w:rPr>
+          <w:sz w:val="20"/>
+          <w:szCs w:val="20"/>
+        </w:rPr>
+        <w:br/>
+        <w:t xml:space="preserve">: Shared detailed coverage of the FY30 revenue target, missile-component pivot, and the order pipeline as the defense-focused thesis took shape.</w:t>
+      </w:r>
+    </w:p>
+    <w:p>
+      <w:pPr>
+        <w:pStyle w:val="Heading1"/>
+        <w:spacing w:after="120" w:before="280"/>
+      </w:pPr>
+      <w:r>
+        <w:t xml:space="preserve">BSE Corporate Actions / Other Red Flags</w:t>
+      </w:r>
+    </w:p>
+    <w:p>
+      <w:pPr>
+        <w:spacing w:after="120"/>
+      </w:pPr>
+      <w:r>
+        <w:t xml:space="preserve">No SEBI/regulatory action found. Sep 5 2026: board approved issue of secured unlisted redeemable NCDs up to Rs 200 Cr. Mar 30 2026: Jupiter Capital released a pledge on 6.1L shares (encumbered promoter holding down from 9.76% to 8.32% of capital). A governance/political-conflict-of-interest concern around the controlling shareholder remains a real, forum-flagged risk factor (not a formal enforcement matter).</w:t>
+      </w:r>
+    </w:p>
+    <w:p>
+      <w:pPr>
+        <w:pStyle w:val="Heading1"/>
+        <w:spacing w:after="120" w:before="280"/>
+      </w:pPr>
+      <w:r>
+        <w:t xml:space="preserve">Bull Case</w:t>
+      </w:r>
+    </w:p>
+    <w:p>
+      <w:pPr>
+        <w:pStyle w:val="ListParagraph"/>
+        <w:numPr>
+          <w:ilvl w:val="0"/>
+          <w:numId w:val="1"/>
+        </w:numPr>
+        <w:spacing w:after="60"/>
+      </w:pPr>
+      <w:r>
+        <w:t xml:space="preserve">The pivot is now executing, not just announced: both Akkodis divestitures closed on schedule and ~Rs 2,256 Cr of proceeds have landed, materially de-risking the earlier 'how do they fund the capex' question</w:t>
+      </w:r>
+    </w:p>
+    <w:p>
+      <w:pPr>
+        <w:pStyle w:val="ListParagraph"/>
+        <w:numPr>
+          <w:ilvl w:val="0"/>
+          <w:numId w:val="1"/>
+        </w:numPr>
+        <w:spacing w:after="60"/>
+      </w:pPr>
+      <w:r>
+        <w:t xml:space="preserve">Sole-source design wins secured for missile on-board computers, a missile PCM encoder, Uttam-radar antenna beam control and a marine-helicopter processor — commercial-stage evidence, not just a pipeline number</w:t>
+      </w:r>
+    </w:p>
+    <w:p>
+      <w:pPr>
+        <w:pStyle w:val="ListParagraph"/>
+        <w:numPr>
+          <w:ilvl w:val="0"/>
+          <w:numId w:val="1"/>
+        </w:numPr>
+        <w:spacing w:after="60"/>
+      </w:pPr>
+      <w:r>
+        <w:t xml:space="preserve">Assured Forecast Visibility of Rs 4,557 Cr for FY27-FY30 plus a broader pipeline over Rs 24,000 Cr gives genuine multi-year revenue visibility against a structural indigenisation (Atmanirbhar) tailwind</w:t>
+      </w:r>
+    </w:p>
+    <w:p>
+      <w:pPr>
+        <w:pStyle w:val="ListParagraph"/>
+        <w:numPr>
+          <w:ilvl w:val="0"/>
+          <w:numId w:val="1"/>
+        </w:numPr>
+        <w:spacing w:after="60"/>
+      </w:pPr>
+      <w:r>
+        <w:t xml:space="preserve">First manufacturing site (Devanahalli AeroLand) commissioned; Atmanirbhar complexes in Devanahalli and Hyderabad under construction / land acquired — the physical build-out has started</w:t>
+      </w:r>
+    </w:p>
+    <w:p>
+      <w:pPr>
+        <w:pStyle w:val="Heading1"/>
+        <w:spacing w:after="120" w:before="280"/>
+      </w:pPr>
+      <w:r>
         <w:t xml:space="preserve">Bear Case / Key Risks</w:t>
       </w:r>
     </w:p>
@@ -547,46 +2990,59 @@
         <w:spacing w:after="60"/>
       </w:pPr>
       <w:r>
-        <w:t xml:space="preserve">Years of genuinely weak trailing execution (flat 5-year sales growth, high debtor days, a management history marked by CEO/Chairman churn and prior litigation) — this is a real track record, not just noise</w:t>
-      </w:r>
-    </w:p>
-    <w:p>
-      <w:pPr>
-        <w:pStyle w:val="ListParagraph"/>
-        <w:numPr>
-          <w:ilvl w:val="0"/>
-          <w:numId w:val="1"/>
-        </w:numPr>
-        <w:spacing w:after="60"/>
-      </w:pPr>
-      <w:r>
-        <w:t xml:space="preserve">A trusted user directly flagged a governance/political-conflict-of-interest concern around the controlling shareholder — a real risk factor, independent of the operating turnaround</w:t>
-      </w:r>
-    </w:p>
-    <w:p>
-      <w:pPr>
-        <w:pStyle w:val="ListParagraph"/>
-        <w:numPr>
-          <w:ilvl w:val="0"/>
-          <w:numId w:val="1"/>
-        </w:numPr>
-        <w:spacing w:after="60"/>
-      </w:pPr>
-      <w:r>
-        <w:t xml:space="preserve">Funding the Rs 2,000 Cr, 3-year capex plan without meaningful equity dilution or a significant debt raise remains an open question the thread itself couldn't resolve (one poster speculated a QIP, possibly with a global defense partner like Embraer)</w:t>
-      </w:r>
-    </w:p>
-    <w:p>
-      <w:pPr>
-        <w:pStyle w:val="ListParagraph"/>
-        <w:numPr>
-          <w:ilvl w:val="0"/>
-          <w:numId w:val="1"/>
-        </w:numPr>
-        <w:spacing w:after="60"/>
-      </w:pPr>
-      <w:r>
-        <w:t xml:space="preserve">This project's older, separate 108-stock research flagged Axiscades (as 'excluded_large') for 'self-acknowledged weak recent results' — informational context consistent with the choppy trailing record</w:t>
+        <w:t xml:space="preserve">Q1 FY27, the first quarter of the leaner entity, was loss-making (reported net loss Rs 14.8 Cr) with normalised EBITDA margin compressed to 11.8% from FY26's 15.3% — the high-margin aerospace-services revenue is gone and manufacturing margins are unproven</w:t>
+      </w:r>
+    </w:p>
+    <w:p>
+      <w:pPr>
+        <w:pStyle w:val="ListParagraph"/>
+        <w:numPr>
+          <w:ilvl w:val="0"/>
+          <w:numId w:val="1"/>
+        </w:numPr>
+        <w:spacing w:after="60"/>
+      </w:pPr>
+      <w:r>
+        <w:t xml:space="preserve">Valuation is extreme: ~80x normalised FY26 earnings (~94x reported) for a business with a flat 5-year record and a loss-making transition quarter — the thesis is heavily priced in</w:t>
+      </w:r>
+    </w:p>
+    <w:p>
+      <w:pPr>
+        <w:pStyle w:val="ListParagraph"/>
+        <w:numPr>
+          <w:ilvl w:val="0"/>
+          <w:numId w:val="1"/>
+        </w:numPr>
+        <w:spacing w:after="60"/>
+      </w:pPr>
+      <w:r>
+        <w:t xml:space="preserve">Years of genuinely weak trailing execution (flat 5-yr sales growth, ROCE stuck at 12-14%, debtor days 283, CEO/Chairman churn, Mistral arbitration) and a FY30 target that has already shifted once ($1B to Rs 9,000 Cr)</w:t>
+      </w:r>
+    </w:p>
+    <w:p>
+      <w:pPr>
+        <w:pStyle w:val="ListParagraph"/>
+        <w:numPr>
+          <w:ilvl w:val="0"/>
+          <w:numId w:val="1"/>
+        </w:numPr>
+        <w:spacing w:after="60"/>
+      </w:pPr>
+      <w:r>
+        <w:t xml:space="preserve">A trusted user directly flagged a governance/political-conflict-of-interest concern around the controlling shareholder — independent of the operating turnaround</w:t>
+      </w:r>
+    </w:p>
+    <w:p>
+      <w:pPr>
+        <w:pStyle w:val="ListParagraph"/>
+        <w:numPr>
+          <w:ilvl w:val="0"/>
+          <w:numId w:val="1"/>
+        </w:numPr>
+        <w:spacing w:after="60"/>
+      </w:pPr>
+      <w:r>
+        <w:t xml:space="preserve">Funding the Rs 2,250 Cr capex is now partly debt-financed (Rs 200 Cr NCDs approved Sep 2026); leverage rises just as returns are still to be proven</w:t>
       </w:r>
     </w:p>
     <w:p>
@@ -635,6 +3091,34 @@
     </w:p>
     <w:p>
       <w:pPr>
+        <w:spacing w:after="120"/>
+      </w:pPr>
+      <w:r>
+        <w:rPr>
+          <w:color w:val="666666"/>
+          <w:sz w:val="20"/>
+          <w:szCs w:val="20"/>
+        </w:rPr>
+        <w:t xml:space="preserve">4-box gate — tailwind: yes · TAM: yes · moat: weak · valuation: no  (score 2.5 / 4)</w:t>
+      </w:r>
+    </w:p>
+    <w:p>
+      <w:pPr>
+        <w:spacing w:after="120"/>
+      </w:pPr>
+      <w:r>
+        <w:rPr>
+          <w:i/>
+          <w:iCs/>
+          <w:color w:val="666666"/>
+          <w:sz w:val="20"/>
+          <w:szCs w:val="20"/>
+        </w:rPr>
+        <w:t xml:space="preserve">tailwind yes (indigenisation + divestiture-funded repositioning, now executing); tam yes (Rs 24,000 Cr+ pipeline, Rs 9,000 Cr FY30 target ~8x); moat weak (sole-source design wins but no structural scale/cost edge, and peers are adding the same defence-electronics capacity); valuation no (~80x normalised trailing earnings with a loss-making transition quarter — thesis heavily priced in). Score 2.5; written exception in verdict_reasoning (continuing-ops defence revenue +111% YoY is un-ignorable growth) retains the 10x label but caps conviction at Medium. Governance/political-conflict concern re: the controlling shareholder is a separate flag.</w:t>
+      </w:r>
+    </w:p>
+    <w:p>
+      <w:pPr>
         <w:pStyle w:val="Heading1"/>
         <w:spacing w:after="120" w:before="280"/>
       </w:pPr>
@@ -653,59 +3137,59 @@
           <w:sz w:val="24"/>
           <w:szCs w:val="24"/>
         </w:rPr>
-        <w:t xml:space="preserve">A genuine strategic pivot with a real first inflection quarter, but years of weak execution and a governance concern mean this needs more confirmation before real conviction</w:t>
-      </w:r>
-    </w:p>
-    <w:p>
-      <w:pPr>
-        <w:pStyle w:val="ListParagraph"/>
-        <w:numPr>
-          <w:ilvl w:val="0"/>
-          <w:numId w:val="1"/>
-        </w:numPr>
-        <w:spacing w:after="60"/>
-      </w:pPr>
-      <w:r>
-        <w:t xml:space="preserve">Trailing fundamentals are weak (near-flat 5-yr growth, moderate return ratios, high debtor days) — but Q1 FY27's +42.2% YoY growth is a real, specific, and credible inflection tied directly to a genuine strategic pivot (two large divestitures funding a defense-focused repositioning), not vague optimism.</w:t>
-      </w:r>
-    </w:p>
-    <w:p>
-      <w:pPr>
-        <w:pStyle w:val="ListParagraph"/>
-        <w:numPr>
-          <w:ilvl w:val="0"/>
-          <w:numId w:val="1"/>
-        </w:numPr>
-        <w:spacing w:after="60"/>
-      </w:pPr>
-      <w:r>
-        <w:t xml:space="preserve">Per this project's methodology, a weak trailing average combined with a strong, specific recent-quarter improvement at a mid-cap fits the '10x-in-2-3-years, low/medium conviction, unconfirmed caveat' pattern rather than 'neither'.</w:t>
-      </w:r>
-    </w:p>
-    <w:p>
-      <w:pPr>
-        <w:pStyle w:val="ListParagraph"/>
-        <w:numPr>
-          <w:ilvl w:val="0"/>
-          <w:numId w:val="1"/>
-        </w:numPr>
-        <w:spacing w:after="60"/>
-      </w:pPr>
-      <w:r>
-        <w:t xml:space="preserve">However, this is one quarter of data set against a genuinely long history of weak execution and management churn, plus a real, trusted-flagged governance/political-conflict concern around the controlling shareholder that is independent of the operating story.</w:t>
-      </w:r>
-    </w:p>
-    <w:p>
-      <w:pPr>
-        <w:pStyle w:val="ListParagraph"/>
-        <w:numPr>
-          <w:ilvl w:val="0"/>
-          <w:numId w:val="1"/>
-        </w:numPr>
-        <w:spacing w:after="60"/>
-      </w:pPr>
-      <w:r>
-        <w:t xml:space="preserve">Conviction is set to Low given the combination of a real but single-quarter inflection, an ambitious (8x by FY30) target with unresolved capex-funding questions, and an unresolved governance concern. Revisit after 2-3 more quarters of the post-divestiture entity's results before raising conviction.</w:t>
+        <w:t xml:space="preserve">The divestiture-funded defence pivot is executing — cash landed, sole-source missile wins booked, first complex commissioning — but a loss-making transition quarter, compressed margins, ~80x valuation and a governance overhang keep conviction Low</w:t>
+      </w:r>
+    </w:p>
+    <w:p>
+      <w:pPr>
+        <w:pStyle w:val="ListParagraph"/>
+        <w:numPr>
+          <w:ilvl w:val="0"/>
+          <w:numId w:val="1"/>
+        </w:numPr>
+        <w:spacing w:after="60"/>
+      </w:pPr>
+      <w:r>
+        <w:t xml:space="preserve">Trailing fundamentals are weak (flat 5-yr growth, ROCE 12-14%, debtor days 283) but the pivot has moved from announcement to execution this pass: both Akkodis divestitures closed, ~Rs 2,256 Cr of proceeds landed, sole-source missile-component design wins are booked, and the first Atmanirbhar manufacturing site has been commissioned.</w:t>
+      </w:r>
+    </w:p>
+    <w:p>
+      <w:pPr>
+        <w:pStyle w:val="ListParagraph"/>
+        <w:numPr>
+          <w:ilvl w:val="0"/>
+          <w:numId w:val="1"/>
+        </w:numPr>
+        <w:spacing w:after="60"/>
+      </w:pPr>
+      <w:r>
+        <w:t xml:space="preserve">Against that, Q1 FY27 — the first quarter of the pure-play entity — was loss-making with normalised EBITDA margin down to 11.8% from FY26's 15.3%, and the +42.2% headline revenue growth was flattered by discontinued operations; continuing-ops defence revenue +111% YoY is the genuine signal.</w:t>
+      </w:r>
+    </w:p>
+    <w:p>
+      <w:pPr>
+        <w:pStyle w:val="ListParagraph"/>
+        <w:numPr>
+          <w:ilvl w:val="0"/>
+          <w:numId w:val="1"/>
+        </w:numPr>
+        <w:spacing w:after="60"/>
+      </w:pPr>
+      <w:r>
+        <w:t xml:space="preserve">four_box score is 2.5 (valuation now 'no' at ~80x normalised trailing earnings with a loss quarter; moat 'weak' — sole-source design wins but no structural scale/cost edge, and peers are adding the same defence-electronics capacity). Written exception per the decision table: continuing-ops defence revenue more than doubling YoY is un-ignorable growth (phreak's carve-out), so the '10x-in-2-3-years' label is retained but conviction caps at Medium.</w:t>
+      </w:r>
+    </w:p>
+    <w:p>
+      <w:pPr>
+        <w:pStyle w:val="ListParagraph"/>
+        <w:numPr>
+          <w:ilvl w:val="0"/>
+          <w:numId w:val="1"/>
+        </w:numPr>
+        <w:spacing w:after="60"/>
+      </w:pPr>
+      <w:r>
+        <w:t xml:space="preserve">Conviction stays Low: a real but single loss-making quarter of the new entity, an 8x-revenue FY30 target dependent on unproven manufacturing margins and on-schedule complex commissioning, rising debt-financed leverage, and an unresolved governance/political-conflict concern. Revisit after 2-3 more quarters of the continuing entity's results and evidence of margin recovery before raising conviction.</w:t>
       </w:r>
     </w:p>
     <w:p>

--- a/projects/valuepickr-open-screen/docs/Axiscades Engineering.docx
+++ b/projects/valuepickr-open-screen/docs/Axiscades Engineering.docx
@@ -3208,6 +3208,179 @@
           <w:szCs w:val="18"/>
         </w:rPr>
         <w:t xml:space="preserve">This is independent research and analysis for informational purposes only, not personalized financial or investment advice. Past multi-bagger performance and forum/social sentiment are not indicators of future returns. Do your own due diligence before investing.</w:t>
+      </w:r>
+    </w:p>
+    <w:p/>
+    <w:p>
+      <w:r>
+        <w:rPr>
+          <w:b/>
+          <w:sz w:val="28"/>
+        </w:rPr>
+        <w:t>🔄 RESEARCH UPDATE - 2026-10-05</w:t>
+      </w:r>
+    </w:p>
+    <w:p>
+      <w:r>
+        <w:rPr>
+          <w:b/>
+        </w:rPr>
+        <w:t>📊 Key Metrics:</w:t>
+      </w:r>
+    </w:p>
+    <w:p>
+      <w:pPr>
+        <w:ind w:left="360"/>
+      </w:pPr>
+      <w:r>
+        <w:t xml:space="preserve">  • Company: Axiscades Engineering</w:t>
+      </w:r>
+    </w:p>
+    <w:p>
+      <w:pPr>
+        <w:ind w:left="360"/>
+      </w:pPr>
+      <w:r>
+        <w:t xml:space="preserve">  • Conviction: Not rated</w:t>
+      </w:r>
+    </w:p>
+    <w:p>
+      <w:pPr>
+        <w:ind w:left="360"/>
+      </w:pPr>
+      <w:r>
+        <w:t xml:space="preserve">  • Thesis: 10x-in-2-3-years</w:t>
+      </w:r>
+    </w:p>
+    <w:p>
+      <w:pPr>
+        <w:ind w:left="360"/>
+      </w:pPr>
+      <w:r>
+        <w:t xml:space="preserve">  • 4-Box Score: 2.5</w:t>
+      </w:r>
+    </w:p>
+    <w:p>
+      <w:pPr>
+        <w:ind w:left="360"/>
+      </w:pPr>
+      <w:r>
+        <w:t xml:space="preserve">  • Research Date: 2026-09-08</w:t>
+      </w:r>
+    </w:p>
+    <w:p>
+      <w:pPr>
+        <w:ind w:left="360"/>
+      </w:pPr>
+      <w:r>
+        <w:t xml:space="preserve">  • Red Flag: None</w:t>
+      </w:r>
+    </w:p>
+    <w:p/>
+    <w:p>
+      <w:r>
+        <w:rPr>
+          <w:b/>
+        </w:rPr>
+        <w:t>📝 Verdict:</w:t>
+      </w:r>
+    </w:p>
+    <w:p>
+      <w:pPr>
+        <w:ind w:left="360"/>
+      </w:pPr>
+      <w:r>
+        <w:t>The divestiture-funded defence pivot is executing — cash landed, sole-source missile wins booked, first complex commissioning — but a loss-making transition quarter, compressed margins, ~80x valuation and a governance overhang keep conviction Low</w:t>
+      </w:r>
+    </w:p>
+    <w:p/>
+    <w:p>
+      <w:r>
+        <w:rPr>
+          <w:b/>
+        </w:rPr>
+        <w:t>📈 Bull Case:</w:t>
+      </w:r>
+    </w:p>
+    <w:p>
+      <w:pPr>
+        <w:ind w:left="360"/>
+      </w:pPr>
+      <w:r>
+        <w:t>The pivot is now executing, not just announced: both Akkodis divestitures closed on schedule and ~Rs 2,256 Cr of proceeds have landed, materially de-risking the earlier 'how do they fund the capex' question</w:t>
+      </w:r>
+    </w:p>
+    <w:p>
+      <w:pPr>
+        <w:ind w:left="360"/>
+      </w:pPr>
+      <w:r>
+        <w:t>Sole-source design wins secured for missile on-board computers, a missile PCM encoder, Uttam-radar antenna beam control and a marine-helicopter processor — commercial-stage evidence, not just a pipeline number</w:t>
+      </w:r>
+    </w:p>
+    <w:p>
+      <w:pPr>
+        <w:ind w:left="360"/>
+      </w:pPr>
+      <w:r>
+        <w:t>Assured Forecast Visibility of Rs 4,557 Cr for FY27-FY30 plus a broader pipeline over Rs 24,000 Cr gives genuine multi-year revenue visibility against a structural indigenisation (Atmanirbhar) tailwind</w:t>
+      </w:r>
+    </w:p>
+    <w:p>
+      <w:pPr>
+        <w:ind w:left="360"/>
+      </w:pPr>
+      <w:r>
+        <w:t>First manufacturing site (Devanahalli AeroLand) commissioned; Atmanirbhar complexes in Devanahalli and Hyderabad under construction / land acquired — the physical build-out has started</w:t>
+      </w:r>
+    </w:p>
+    <w:p/>
+    <w:p>
+      <w:r>
+        <w:rPr>
+          <w:b/>
+        </w:rPr>
+        <w:t>📉 Bear Case:</w:t>
+      </w:r>
+    </w:p>
+    <w:p>
+      <w:pPr>
+        <w:ind w:left="360"/>
+      </w:pPr>
+      <w:r>
+        <w:t>Q1 FY27, the first quarter of the leaner entity, was loss-making (reported net loss Rs 14.8 Cr) with normalised EBITDA margin compressed to 11.8% from FY26's 15.3% — the high-margin aerospace-services revenue is gone and manufacturing margins are unproven</w:t>
+      </w:r>
+    </w:p>
+    <w:p>
+      <w:pPr>
+        <w:ind w:left="360"/>
+      </w:pPr>
+      <w:r>
+        <w:t>Valuation is extreme: ~80x normalised FY26 earnings (~94x reported) for a business with a flat 5-year record and a loss-making transition quarter — the thesis is heavily priced in</w:t>
+      </w:r>
+    </w:p>
+    <w:p>
+      <w:pPr>
+        <w:ind w:left="360"/>
+      </w:pPr>
+      <w:r>
+        <w:t>Years of genuinely weak trailing execution (flat 5-yr sales growth, ROCE stuck at 12-14%, debtor days 283, CEO/Chairman churn, Mistral arbitration) and a FY30 target that has already shifted once ($1B to Rs 9,000 Cr)</w:t>
+      </w:r>
+    </w:p>
+    <w:p>
+      <w:pPr>
+        <w:ind w:left="360"/>
+      </w:pPr>
+      <w:r>
+        <w:t>A trusted user directly flagged a governance/political-conflict-of-interest concern around the controlling shareholder — independent of the operating turnaround</w:t>
+      </w:r>
+    </w:p>
+    <w:p>
+      <w:pPr>
+        <w:ind w:left="360"/>
+      </w:pPr>
+      <w:r>
+        <w:t>Funding the Rs 2,250 Cr capex is now partly debt-financed (Rs 200 Cr NCDs approved Sep 2026); leverage rises just as returns are still to be proven</w:t>
       </w:r>
     </w:p>
     <w:sectPr>
